--- a/rapports/2026-06-06/EQ9/EQ9_sup_v2/DR_031101000010/63-09-75-96.docx
+++ b/rapports/2026-06-06/EQ9/EQ9_sup_v2/DR_031101000010/63-09-75-96.docx
@@ -297,7 +297,7 @@
           <w:color w:val="1F6FEB"/>
           <w:sz w:val="22"/>
         </w:rPr>
-        <w:t>⚠ INCOHÉRENCES À CORRIGER (100)</w:t>
+        <w:t>⚠ INCOHÉRENCES À CORRIGER (93)</w:t>
       </w:r>
     </w:p>
     <w:tbl>
@@ -814,7 +814,7 @@
                 <w:color w:val="16A34A"/>
                 <w:sz w:val="16"/>
               </w:rPr>
-              <w:t>—</w:t>
+              <w:t>s00q10, s01q35, s01q36, s01q37, s02q04, s02q15, s01q00b, s02q17_code</w:t>
             </w:r>
           </w:p>
         </w:tc>
@@ -845,7 +845,7 @@
                 <w:i w:val="0"/>
                 <w:sz w:val="17"/>
               </w:rPr>
-              <w:t>Incohérence!!! seulement les écoles privées paient les frais de scolarité (y compris les frais d'inscription).</w:t>
+              <w:t>Avertissement!!! L'âge (20 ans) de Ndioba Ndiaye avec son niveau d'étude (4ème année Secondaire 1 (Moyen) Général) semble incoherent, veuillez confirmer cette information avec le QG ou corriger l'incohérence.</w:t>
             </w:r>
           </w:p>
         </w:tc>
@@ -1084,7 +1084,7 @@
                 <w:color w:val="16A34A"/>
                 <w:sz w:val="16"/>
               </w:rPr>
-              <w:t>s00q10, s01q35, s01q36, s01q37, s02q04, s02q15, s01q00b, s02q17_code</w:t>
+              <w:t>s02q33, s01q00b</w:t>
             </w:r>
           </w:p>
         </w:tc>
@@ -1115,7 +1115,7 @@
                 <w:i w:val="0"/>
                 <w:sz w:val="17"/>
               </w:rPr>
-              <w:t>Avertissement!!! L'âge (20 ans) de Ndioba Ndiaye avec son niveau d'étude (4ème année Secondaire 1 (Moyen) Général) semble incoherent, veuillez confirmer cette information avec le QG ou corriger l'incohérence.</w:t>
+              <w:t>Incoherent!!! La dernière fois que Abdou Ndiaye a  fréquenté l'école est 9999.</w:t>
             </w:r>
           </w:p>
         </w:tc>
@@ -1148,6 +1148,1266 @@
                 <w:i w:val="0"/>
                 <w:sz w:val="16"/>
               </w:rPr>
+              <w:t>S03</w:t>
+              <w:br/>
+            </w:r>
+            <w:r>
+              <w:rPr>
+                <w:b w:val="0"/>
+                <w:i w:val="0"/>
+                <w:color w:val="64748B"/>
+                <w:sz w:val="14"/>
+              </w:rPr>
+              <w:t>Santé</w:t>
+            </w:r>
+          </w:p>
+        </w:tc>
+        <w:tc>
+          <w:tcPr>
+            <w:tcW w:type="dxa" w:w="1531"/>
+          </w:tcPr>
+          <w:p>
+            <w:r>
+              <w:rPr>
+                <w:b/>
+                <w:i w:val="0"/>
+                <w:color w:val="16A34A"/>
+                <w:sz w:val="16"/>
+              </w:rPr>
+              <w:t>—</w:t>
+            </w:r>
+          </w:p>
+        </w:tc>
+        <w:tc>
+          <w:tcPr>
+            <w:tcW w:type="dxa" w:w="1191"/>
+          </w:tcPr>
+          <w:p>
+            <w:r>
+              <w:rPr>
+                <w:b w:val="0"/>
+                <w:i w:val="0"/>
+                <w:color w:val="64748B"/>
+                <w:sz w:val="16"/>
+              </w:rPr>
+              <w:t>GT-CQ</w:t>
+            </w:r>
+          </w:p>
+        </w:tc>
+        <w:tc>
+          <w:tcPr>
+            <w:tcW w:type="dxa" w:w="4706"/>
+          </w:tcPr>
+          <w:p>
+            <w:r>
+              <w:rPr>
+                <w:b w:val="0"/>
+                <w:i w:val="0"/>
+                <w:sz w:val="17"/>
+              </w:rPr>
+              <w:t>Avertissement!!! La distance parcourue (De 5 à moins de 10 Km) et le temps (De 15 à moins de 30 mn) donné par Fatou Ndiaye semble incoherent pour accéder au lieu de la consultation.</w:t>
+            </w:r>
+          </w:p>
+        </w:tc>
+      </w:tr>
+      <w:tr>
+        <w:tc>
+          <w:tcPr>
+            <w:tcW w:type="dxa" w:w="964"/>
+          </w:tcPr>
+          <w:p>
+            <w:r>
+              <w:rPr>
+                <w:b/>
+                <w:i w:val="0"/>
+                <w:color w:val="DC2626"/>
+                <w:sz w:val="16"/>
+              </w:rPr>
+              <w:t>Haute</w:t>
+            </w:r>
+          </w:p>
+        </w:tc>
+        <w:tc>
+          <w:tcPr>
+            <w:tcW w:type="dxa" w:w="1247"/>
+          </w:tcPr>
+          <w:p>
+            <w:r>
+              <w:rPr>
+                <w:b/>
+                <w:i w:val="0"/>
+                <w:sz w:val="16"/>
+              </w:rPr>
+              <w:t>S03</w:t>
+              <w:br/>
+            </w:r>
+            <w:r>
+              <w:rPr>
+                <w:b w:val="0"/>
+                <w:i w:val="0"/>
+                <w:color w:val="64748B"/>
+                <w:sz w:val="14"/>
+              </w:rPr>
+              <w:t>Santé</w:t>
+            </w:r>
+          </w:p>
+        </w:tc>
+        <w:tc>
+          <w:tcPr>
+            <w:tcW w:type="dxa" w:w="1531"/>
+          </w:tcPr>
+          <w:p>
+            <w:r>
+              <w:rPr>
+                <w:b/>
+                <w:i w:val="0"/>
+                <w:color w:val="16A34A"/>
+                <w:sz w:val="16"/>
+              </w:rPr>
+              <w:t>—</w:t>
+            </w:r>
+          </w:p>
+        </w:tc>
+        <w:tc>
+          <w:tcPr>
+            <w:tcW w:type="dxa" w:w="1191"/>
+          </w:tcPr>
+          <w:p>
+            <w:r>
+              <w:rPr>
+                <w:b w:val="0"/>
+                <w:i w:val="0"/>
+                <w:color w:val="64748B"/>
+                <w:sz w:val="16"/>
+              </w:rPr>
+              <w:t>GT-CQ</w:t>
+            </w:r>
+          </w:p>
+        </w:tc>
+        <w:tc>
+          <w:tcPr>
+            <w:tcW w:type="dxa" w:w="4706"/>
+          </w:tcPr>
+          <w:p>
+            <w:r>
+              <w:rPr>
+                <w:b w:val="0"/>
+                <w:i w:val="0"/>
+                <w:sz w:val="17"/>
+              </w:rPr>
+              <w:t>Incohérent !!! Sokhna Ngoma Karé s'est consulté la première fois pour cette maladie (Autre) chez un médecin généraliste et vous dites que  Sokhna Ngoma Karé n'est pas concerné par le montant des frais de consultation d'un médecin généraliste (3.14=9999).</w:t>
+            </w:r>
+          </w:p>
+        </w:tc>
+      </w:tr>
+      <w:tr>
+        <w:tc>
+          <w:tcPr>
+            <w:tcW w:type="dxa" w:w="964"/>
+          </w:tcPr>
+          <w:p>
+            <w:r>
+              <w:rPr>
+                <w:b/>
+                <w:i w:val="0"/>
+                <w:color w:val="DC2626"/>
+                <w:sz w:val="16"/>
+              </w:rPr>
+              <w:t>Haute</w:t>
+            </w:r>
+          </w:p>
+        </w:tc>
+        <w:tc>
+          <w:tcPr>
+            <w:tcW w:type="dxa" w:w="1247"/>
+          </w:tcPr>
+          <w:p>
+            <w:r>
+              <w:rPr>
+                <w:b/>
+                <w:i w:val="0"/>
+                <w:sz w:val="16"/>
+              </w:rPr>
+              <w:t>S03</w:t>
+              <w:br/>
+            </w:r>
+            <w:r>
+              <w:rPr>
+                <w:b w:val="0"/>
+                <w:i w:val="0"/>
+                <w:color w:val="64748B"/>
+                <w:sz w:val="14"/>
+              </w:rPr>
+              <w:t>Santé</w:t>
+            </w:r>
+          </w:p>
+        </w:tc>
+        <w:tc>
+          <w:tcPr>
+            <w:tcW w:type="dxa" w:w="1531"/>
+          </w:tcPr>
+          <w:p>
+            <w:r>
+              <w:rPr>
+                <w:b/>
+                <w:i w:val="0"/>
+                <w:color w:val="16A34A"/>
+                <w:sz w:val="16"/>
+              </w:rPr>
+              <w:t>—</w:t>
+            </w:r>
+          </w:p>
+        </w:tc>
+        <w:tc>
+          <w:tcPr>
+            <w:tcW w:type="dxa" w:w="1191"/>
+          </w:tcPr>
+          <w:p>
+            <w:r>
+              <w:rPr>
+                <w:b w:val="0"/>
+                <w:i w:val="0"/>
+                <w:color w:val="64748B"/>
+                <w:sz w:val="16"/>
+              </w:rPr>
+              <w:t>GT-CQ</w:t>
+            </w:r>
+          </w:p>
+        </w:tc>
+        <w:tc>
+          <w:tcPr>
+            <w:tcW w:type="dxa" w:w="4706"/>
+          </w:tcPr>
+          <w:p>
+            <w:r>
+              <w:rPr>
+                <w:b w:val="0"/>
+                <w:i w:val="0"/>
+                <w:sz w:val="17"/>
+              </w:rPr>
+              <w:t>Prière de verifier cette incohérence auprès de l'enquêté ou confirmer.</w:t>
+            </w:r>
+          </w:p>
+        </w:tc>
+      </w:tr>
+      <w:tr>
+        <w:tc>
+          <w:tcPr>
+            <w:tcW w:type="dxa" w:w="964"/>
+          </w:tcPr>
+          <w:p>
+            <w:r>
+              <w:rPr>
+                <w:b/>
+                <w:i w:val="0"/>
+                <w:color w:val="DC2626"/>
+                <w:sz w:val="16"/>
+              </w:rPr>
+              <w:t>Haute</w:t>
+            </w:r>
+          </w:p>
+        </w:tc>
+        <w:tc>
+          <w:tcPr>
+            <w:tcW w:type="dxa" w:w="1247"/>
+          </w:tcPr>
+          <w:p>
+            <w:r>
+              <w:rPr>
+                <w:b/>
+                <w:i w:val="0"/>
+                <w:sz w:val="16"/>
+              </w:rPr>
+              <w:t>S11</w:t>
+              <w:br/>
+            </w:r>
+            <w:r>
+              <w:rPr>
+                <w:b w:val="0"/>
+                <w:i w:val="0"/>
+                <w:color w:val="64748B"/>
+                <w:sz w:val="14"/>
+              </w:rPr>
+              <w:t>Logement / cadre de vie</w:t>
+            </w:r>
+          </w:p>
+        </w:tc>
+        <w:tc>
+          <w:tcPr>
+            <w:tcW w:type="dxa" w:w="1531"/>
+          </w:tcPr>
+          <w:p>
+            <w:r>
+              <w:rPr>
+                <w:b/>
+                <w:i w:val="0"/>
+                <w:color w:val="16A34A"/>
+                <w:sz w:val="16"/>
+              </w:rPr>
+              <w:t>s01q10, s02q30, s02q34, s03q50, s04q23, s04q24, s04q37, s04q44</w:t>
+            </w:r>
+          </w:p>
+        </w:tc>
+        <w:tc>
+          <w:tcPr>
+            <w:tcW w:type="dxa" w:w="1191"/>
+          </w:tcPr>
+          <w:p>
+            <w:r>
+              <w:rPr>
+                <w:b w:val="0"/>
+                <w:i w:val="0"/>
+                <w:color w:val="64748B"/>
+                <w:sz w:val="16"/>
+              </w:rPr>
+              <w:t>GT-CQ</w:t>
+            </w:r>
+          </w:p>
+        </w:tc>
+        <w:tc>
+          <w:tcPr>
+            <w:tcW w:type="dxa" w:w="4706"/>
+          </w:tcPr>
+          <w:p>
+            <w:r>
+              <w:rPr>
+                <w:b w:val="0"/>
+                <w:i w:val="0"/>
+                <w:sz w:val="17"/>
+              </w:rPr>
+              <w:t>Le montant de la dernière facture d'eau est de 35000 FCFA Tous les 2 mois qui semble incohérent, Prière de vérifier les questions 11.23a et 11.23b auprès du ménage ou confirmer.</w:t>
+            </w:r>
+          </w:p>
+        </w:tc>
+      </w:tr>
+      <w:tr>
+        <w:tc>
+          <w:tcPr>
+            <w:tcW w:type="dxa" w:w="964"/>
+          </w:tcPr>
+          <w:p>
+            <w:r>
+              <w:rPr>
+                <w:b/>
+                <w:i w:val="0"/>
+                <w:color w:val="DC2626"/>
+                <w:sz w:val="16"/>
+              </w:rPr>
+              <w:t>Haute</w:t>
+            </w:r>
+          </w:p>
+        </w:tc>
+        <w:tc>
+          <w:tcPr>
+            <w:tcW w:type="dxa" w:w="1247"/>
+          </w:tcPr>
+          <w:p>
+            <w:r>
+              <w:rPr>
+                <w:b/>
+                <w:i w:val="0"/>
+                <w:sz w:val="16"/>
+              </w:rPr>
+              <w:t>S11</w:t>
+              <w:br/>
+            </w:r>
+            <w:r>
+              <w:rPr>
+                <w:b w:val="0"/>
+                <w:i w:val="0"/>
+                <w:color w:val="64748B"/>
+                <w:sz w:val="14"/>
+              </w:rPr>
+              <w:t>Logement / cadre de vie</w:t>
+            </w:r>
+          </w:p>
+        </w:tc>
+        <w:tc>
+          <w:tcPr>
+            <w:tcW w:type="dxa" w:w="1531"/>
+          </w:tcPr>
+          <w:p>
+            <w:r>
+              <w:rPr>
+                <w:b/>
+                <w:i w:val="0"/>
+                <w:color w:val="16A34A"/>
+                <w:sz w:val="16"/>
+              </w:rPr>
+              <w:t>s01q36, s01q38, s04q24, s02q13, s11q35a, s11q35b_code</w:t>
+            </w:r>
+          </w:p>
+        </w:tc>
+        <w:tc>
+          <w:tcPr>
+            <w:tcW w:type="dxa" w:w="1191"/>
+          </w:tcPr>
+          <w:p>
+            <w:r>
+              <w:rPr>
+                <w:b w:val="0"/>
+                <w:i w:val="0"/>
+                <w:color w:val="64748B"/>
+                <w:sz w:val="16"/>
+              </w:rPr>
+              <w:t>GT-CQ</w:t>
+            </w:r>
+          </w:p>
+        </w:tc>
+        <w:tc>
+          <w:tcPr>
+            <w:tcW w:type="dxa" w:w="4706"/>
+          </w:tcPr>
+          <w:p>
+            <w:r>
+              <w:rPr>
+                <w:b w:val="0"/>
+                <w:i w:val="0"/>
+                <w:sz w:val="17"/>
+              </w:rPr>
+              <w:t>Le montant de la dernière facture d'électricité est de 45000 FCFA Tous les 2 mois qui semble incohérent, Prière de vérifier les questions 11.35a et 11.35b auprès du ménage ou confirmer.</w:t>
+            </w:r>
+          </w:p>
+        </w:tc>
+      </w:tr>
+      <w:tr>
+        <w:tc>
+          <w:tcPr>
+            <w:tcW w:type="dxa" w:w="964"/>
+          </w:tcPr>
+          <w:p>
+            <w:r>
+              <w:rPr>
+                <w:b/>
+                <w:i w:val="0"/>
+                <w:color w:val="EA580C"/>
+                <w:sz w:val="16"/>
+              </w:rPr>
+              <w:t>Moyenne</w:t>
+            </w:r>
+          </w:p>
+        </w:tc>
+        <w:tc>
+          <w:tcPr>
+            <w:tcW w:type="dxa" w:w="1247"/>
+          </w:tcPr>
+          <w:p>
+            <w:r>
+              <w:rPr>
+                <w:b/>
+                <w:i w:val="0"/>
+                <w:sz w:val="16"/>
+              </w:rPr>
+              <w:t>S00</w:t>
+              <w:br/>
+            </w:r>
+            <w:r>
+              <w:rPr>
+                <w:b w:val="0"/>
+                <w:i w:val="0"/>
+                <w:color w:val="64748B"/>
+                <w:sz w:val="14"/>
+              </w:rPr>
+              <w:t>Identification</w:t>
+            </w:r>
+          </w:p>
+        </w:tc>
+        <w:tc>
+          <w:tcPr>
+            <w:tcW w:type="dxa" w:w="1531"/>
+          </w:tcPr>
+          <w:p>
+            <w:r>
+              <w:rPr>
+                <w:b/>
+                <w:i w:val="0"/>
+                <w:color w:val="16A34A"/>
+                <w:sz w:val="16"/>
+              </w:rPr>
+              <w:t>s00q27</w:t>
+            </w:r>
+          </w:p>
+        </w:tc>
+        <w:tc>
+          <w:tcPr>
+            <w:tcW w:type="dxa" w:w="1191"/>
+          </w:tcPr>
+          <w:p>
+            <w:r>
+              <w:rPr>
+                <w:b w:val="0"/>
+                <w:i w:val="0"/>
+                <w:color w:val="64748B"/>
+                <w:sz w:val="16"/>
+              </w:rPr>
+              <w:t>GT-CQ</w:t>
+            </w:r>
+          </w:p>
+        </w:tc>
+        <w:tc>
+          <w:tcPr>
+            <w:tcW w:type="dxa" w:w="4706"/>
+          </w:tcPr>
+          <w:p>
+            <w:r>
+              <w:rPr>
+                <w:b w:val="0"/>
+                <w:i w:val="0"/>
+                <w:sz w:val="17"/>
+              </w:rPr>
+              <w:t>Le questionnaire semble ne pas être complètement fini mais le questionnaire est en statut complet, prière de compléter le questionnaire.</w:t>
+            </w:r>
+          </w:p>
+        </w:tc>
+      </w:tr>
+      <w:tr>
+        <w:tc>
+          <w:tcPr>
+            <w:tcW w:type="dxa" w:w="964"/>
+          </w:tcPr>
+          <w:p>
+            <w:r>
+              <w:rPr>
+                <w:b/>
+                <w:i w:val="0"/>
+                <w:color w:val="EA580C"/>
+                <w:sz w:val="16"/>
+              </w:rPr>
+              <w:t>Moyenne</w:t>
+            </w:r>
+          </w:p>
+        </w:tc>
+        <w:tc>
+          <w:tcPr>
+            <w:tcW w:type="dxa" w:w="1247"/>
+          </w:tcPr>
+          <w:p>
+            <w:r>
+              <w:rPr>
+                <w:b/>
+                <w:i w:val="0"/>
+                <w:sz w:val="16"/>
+              </w:rPr>
+              <w:t>S01</w:t>
+              <w:br/>
+            </w:r>
+            <w:r>
+              <w:rPr>
+                <w:b w:val="0"/>
+                <w:i w:val="0"/>
+                <w:color w:val="64748B"/>
+                <w:sz w:val="14"/>
+              </w:rPr>
+              <w:t>Démographie</w:t>
+            </w:r>
+          </w:p>
+        </w:tc>
+        <w:tc>
+          <w:tcPr>
+            <w:tcW w:type="dxa" w:w="1531"/>
+          </w:tcPr>
+          <w:p>
+            <w:r>
+              <w:rPr>
+                <w:b/>
+                <w:i w:val="0"/>
+                <w:color w:val="16A34A"/>
+                <w:sz w:val="16"/>
+              </w:rPr>
+              <w:t>s01q00a, s01q02, s01q00b</w:t>
+            </w:r>
+          </w:p>
+        </w:tc>
+        <w:tc>
+          <w:tcPr>
+            <w:tcW w:type="dxa" w:w="1191"/>
+          </w:tcPr>
+          <w:p>
+            <w:r>
+              <w:rPr>
+                <w:b w:val="0"/>
+                <w:i w:val="0"/>
+                <w:color w:val="64748B"/>
+                <w:sz w:val="16"/>
+              </w:rPr>
+              <w:t>GT-CQ</w:t>
+            </w:r>
+          </w:p>
+        </w:tc>
+        <w:tc>
+          <w:tcPr>
+            <w:tcW w:type="dxa" w:w="4706"/>
+          </w:tcPr>
+          <w:p>
+            <w:r>
+              <w:rPr>
+                <w:b w:val="0"/>
+                <w:i w:val="0"/>
+                <w:sz w:val="17"/>
+              </w:rPr>
+              <w:t>La première personne ( Mortalla Ndiaye ) dans le listing des membres du ménage ne correspond pas au chef de ménage c'est-à-dire que le chef de ménage la première personne sur la liste, prière de corriger.</w:t>
+            </w:r>
+          </w:p>
+        </w:tc>
+      </w:tr>
+      <w:tr>
+        <w:tc>
+          <w:tcPr>
+            <w:tcW w:type="dxa" w:w="964"/>
+          </w:tcPr>
+          <w:p>
+            <w:r>
+              <w:rPr>
+                <w:b/>
+                <w:i w:val="0"/>
+                <w:color w:val="EA580C"/>
+                <w:sz w:val="16"/>
+              </w:rPr>
+              <w:t>Moyenne</w:t>
+            </w:r>
+          </w:p>
+        </w:tc>
+        <w:tc>
+          <w:tcPr>
+            <w:tcW w:type="dxa" w:w="1247"/>
+          </w:tcPr>
+          <w:p>
+            <w:r>
+              <w:rPr>
+                <w:b/>
+                <w:i w:val="0"/>
+                <w:sz w:val="16"/>
+              </w:rPr>
+              <w:t>S01</w:t>
+              <w:br/>
+            </w:r>
+            <w:r>
+              <w:rPr>
+                <w:b w:val="0"/>
+                <w:i w:val="0"/>
+                <w:color w:val="64748B"/>
+                <w:sz w:val="14"/>
+              </w:rPr>
+              <w:t>Démographie</w:t>
+            </w:r>
+          </w:p>
+        </w:tc>
+        <w:tc>
+          <w:tcPr>
+            <w:tcW w:type="dxa" w:w="1531"/>
+          </w:tcPr>
+          <w:p>
+            <w:r>
+              <w:rPr>
+                <w:b/>
+                <w:i w:val="0"/>
+                <w:color w:val="16A34A"/>
+                <w:sz w:val="16"/>
+              </w:rPr>
+              <w:t>—</w:t>
+            </w:r>
+          </w:p>
+        </w:tc>
+        <w:tc>
+          <w:tcPr>
+            <w:tcW w:type="dxa" w:w="1191"/>
+          </w:tcPr>
+          <w:p>
+            <w:r>
+              <w:rPr>
+                <w:b w:val="0"/>
+                <w:i w:val="0"/>
+                <w:color w:val="64748B"/>
+                <w:sz w:val="16"/>
+              </w:rPr>
+              <w:t>GT-CQ</w:t>
+            </w:r>
+          </w:p>
+        </w:tc>
+        <w:tc>
+          <w:tcPr>
+            <w:tcW w:type="dxa" w:w="4706"/>
+          </w:tcPr>
+          <w:p>
+            <w:r>
+              <w:rPr>
+                <w:b w:val="0"/>
+                <w:i w:val="0"/>
+                <w:sz w:val="17"/>
+              </w:rPr>
+              <w:t>Prière de verifier l'information donnée par Mortalla Ndiaye ou corriger au niveau de la section 1.</w:t>
+            </w:r>
+          </w:p>
+        </w:tc>
+      </w:tr>
+      <w:tr>
+        <w:tc>
+          <w:tcPr>
+            <w:tcW w:type="dxa" w:w="964"/>
+          </w:tcPr>
+          <w:p>
+            <w:r>
+              <w:rPr>
+                <w:b/>
+                <w:i w:val="0"/>
+                <w:color w:val="EA580C"/>
+                <w:sz w:val="16"/>
+              </w:rPr>
+              <w:t>Moyenne</w:t>
+            </w:r>
+          </w:p>
+        </w:tc>
+        <w:tc>
+          <w:tcPr>
+            <w:tcW w:type="dxa" w:w="1247"/>
+          </w:tcPr>
+          <w:p>
+            <w:r>
+              <w:rPr>
+                <w:b/>
+                <w:i w:val="0"/>
+                <w:sz w:val="16"/>
+              </w:rPr>
+              <w:t>S01</w:t>
+              <w:br/>
+            </w:r>
+            <w:r>
+              <w:rPr>
+                <w:b w:val="0"/>
+                <w:i w:val="0"/>
+                <w:color w:val="64748B"/>
+                <w:sz w:val="14"/>
+              </w:rPr>
+              <w:t>Démographie</w:t>
+            </w:r>
+          </w:p>
+        </w:tc>
+        <w:tc>
+          <w:tcPr>
+            <w:tcW w:type="dxa" w:w="1531"/>
+          </w:tcPr>
+          <w:p>
+            <w:r>
+              <w:rPr>
+                <w:b/>
+                <w:i w:val="0"/>
+                <w:color w:val="16A34A"/>
+                <w:sz w:val="16"/>
+              </w:rPr>
+              <w:t>—</w:t>
+            </w:r>
+          </w:p>
+        </w:tc>
+        <w:tc>
+          <w:tcPr>
+            <w:tcW w:type="dxa" w:w="1191"/>
+          </w:tcPr>
+          <w:p>
+            <w:r>
+              <w:rPr>
+                <w:b w:val="0"/>
+                <w:i w:val="0"/>
+                <w:color w:val="64748B"/>
+                <w:sz w:val="16"/>
+              </w:rPr>
+              <w:t>GT-CQ</w:t>
+            </w:r>
+          </w:p>
+        </w:tc>
+        <w:tc>
+          <w:tcPr>
+            <w:tcW w:type="dxa" w:w="4706"/>
+          </w:tcPr>
+          <w:p>
+            <w:r>
+              <w:rPr>
+                <w:b w:val="0"/>
+                <w:i w:val="0"/>
+                <w:sz w:val="17"/>
+              </w:rPr>
+              <w:t>Prière de verifier l'information donnée par Ndiawa Ndiaye ou corriger au niveau de la section 1.</w:t>
+            </w:r>
+          </w:p>
+        </w:tc>
+      </w:tr>
+      <w:tr>
+        <w:tc>
+          <w:tcPr>
+            <w:tcW w:type="dxa" w:w="964"/>
+          </w:tcPr>
+          <w:p>
+            <w:r>
+              <w:rPr>
+                <w:b/>
+                <w:i w:val="0"/>
+                <w:color w:val="EA580C"/>
+                <w:sz w:val="16"/>
+              </w:rPr>
+              <w:t>Moyenne</w:t>
+            </w:r>
+          </w:p>
+        </w:tc>
+        <w:tc>
+          <w:tcPr>
+            <w:tcW w:type="dxa" w:w="1247"/>
+          </w:tcPr>
+          <w:p>
+            <w:r>
+              <w:rPr>
+                <w:b/>
+                <w:i w:val="0"/>
+                <w:sz w:val="16"/>
+              </w:rPr>
+              <w:t>S01</w:t>
+              <w:br/>
+            </w:r>
+            <w:r>
+              <w:rPr>
+                <w:b w:val="0"/>
+                <w:i w:val="0"/>
+                <w:color w:val="64748B"/>
+                <w:sz w:val="14"/>
+              </w:rPr>
+              <w:t>Démographie</w:t>
+            </w:r>
+          </w:p>
+        </w:tc>
+        <w:tc>
+          <w:tcPr>
+            <w:tcW w:type="dxa" w:w="1531"/>
+          </w:tcPr>
+          <w:p>
+            <w:r>
+              <w:rPr>
+                <w:b/>
+                <w:i w:val="0"/>
+                <w:color w:val="16A34A"/>
+                <w:sz w:val="16"/>
+              </w:rPr>
+              <w:t>s01q41, s01q00b</w:t>
+            </w:r>
+          </w:p>
+        </w:tc>
+        <w:tc>
+          <w:tcPr>
+            <w:tcW w:type="dxa" w:w="1191"/>
+          </w:tcPr>
+          <w:p>
+            <w:r>
+              <w:rPr>
+                <w:b w:val="0"/>
+                <w:i w:val="0"/>
+                <w:color w:val="64748B"/>
+                <w:sz w:val="16"/>
+              </w:rPr>
+              <w:t>GT-CQ</w:t>
+            </w:r>
+          </w:p>
+        </w:tc>
+        <w:tc>
+          <w:tcPr>
+            <w:tcW w:type="dxa" w:w="4706"/>
+          </w:tcPr>
+          <w:p>
+            <w:r>
+              <w:rPr>
+                <w:b w:val="0"/>
+                <w:i w:val="0"/>
+                <w:sz w:val="17"/>
+              </w:rPr>
+              <w:t>Le montant dépensé ou reçu en cadeau pour les cartes prépayées, les transferts de crédit et les abonnements de  Abdou Ndiaye semble élevé ou faible , prière de corriger ou de confirmer l'information avec le QG.</w:t>
+            </w:r>
+          </w:p>
+        </w:tc>
+      </w:tr>
+      <w:tr>
+        <w:tc>
+          <w:tcPr>
+            <w:tcW w:type="dxa" w:w="964"/>
+          </w:tcPr>
+          <w:p>
+            <w:r>
+              <w:rPr>
+                <w:b/>
+                <w:i w:val="0"/>
+                <w:color w:val="EA580C"/>
+                <w:sz w:val="16"/>
+              </w:rPr>
+              <w:t>Moyenne</w:t>
+            </w:r>
+          </w:p>
+        </w:tc>
+        <w:tc>
+          <w:tcPr>
+            <w:tcW w:type="dxa" w:w="1247"/>
+          </w:tcPr>
+          <w:p>
+            <w:r>
+              <w:rPr>
+                <w:b/>
+                <w:i w:val="0"/>
+                <w:sz w:val="16"/>
+              </w:rPr>
+              <w:t>S01</w:t>
+              <w:br/>
+            </w:r>
+            <w:r>
+              <w:rPr>
+                <w:b w:val="0"/>
+                <w:i w:val="0"/>
+                <w:color w:val="64748B"/>
+                <w:sz w:val="14"/>
+              </w:rPr>
+              <w:t>Démographie</w:t>
+            </w:r>
+          </w:p>
+        </w:tc>
+        <w:tc>
+          <w:tcPr>
+            <w:tcW w:type="dxa" w:w="1531"/>
+          </w:tcPr>
+          <w:p>
+            <w:r>
+              <w:rPr>
+                <w:b/>
+                <w:i w:val="0"/>
+                <w:color w:val="16A34A"/>
+                <w:sz w:val="16"/>
+              </w:rPr>
+              <w:t>s01q41a, s01q00b</w:t>
+            </w:r>
+          </w:p>
+        </w:tc>
+        <w:tc>
+          <w:tcPr>
+            <w:tcW w:type="dxa" w:w="1191"/>
+          </w:tcPr>
+          <w:p>
+            <w:r>
+              <w:rPr>
+                <w:b w:val="0"/>
+                <w:i w:val="0"/>
+                <w:color w:val="64748B"/>
+                <w:sz w:val="16"/>
+              </w:rPr>
+              <w:t>GT-CQ</w:t>
+            </w:r>
+          </w:p>
+        </w:tc>
+        <w:tc>
+          <w:tcPr>
+            <w:tcW w:type="dxa" w:w="4706"/>
+          </w:tcPr>
+          <w:p>
+            <w:r>
+              <w:rPr>
+                <w:b w:val="0"/>
+                <w:i w:val="0"/>
+                <w:sz w:val="17"/>
+              </w:rPr>
+              <w:t>Le montant dépensé ou reçu en cadeau pour les recharges internet ou de forfaits de données mobiles(hors appels vocaux), aucours des 30 derniers jours de Abdou Ndiaye semble élevé ou faible, prière de corriger ou de confirmer l'information avec le QG.</w:t>
+            </w:r>
+          </w:p>
+        </w:tc>
+      </w:tr>
+      <w:tr>
+        <w:tc>
+          <w:tcPr>
+            <w:tcW w:type="dxa" w:w="964"/>
+          </w:tcPr>
+          <w:p>
+            <w:r>
+              <w:rPr>
+                <w:b/>
+                <w:i w:val="0"/>
+                <w:color w:val="EA580C"/>
+                <w:sz w:val="16"/>
+              </w:rPr>
+              <w:t>Moyenne</w:t>
+            </w:r>
+          </w:p>
+        </w:tc>
+        <w:tc>
+          <w:tcPr>
+            <w:tcW w:type="dxa" w:w="1247"/>
+          </w:tcPr>
+          <w:p>
+            <w:r>
+              <w:rPr>
+                <w:b/>
+                <w:i w:val="0"/>
+                <w:sz w:val="16"/>
+              </w:rPr>
+              <w:t>S01</w:t>
+              <w:br/>
+            </w:r>
+            <w:r>
+              <w:rPr>
+                <w:b w:val="0"/>
+                <w:i w:val="0"/>
+                <w:color w:val="64748B"/>
+                <w:sz w:val="14"/>
+              </w:rPr>
+              <w:t>Démographie</w:t>
+            </w:r>
+          </w:p>
+        </w:tc>
+        <w:tc>
+          <w:tcPr>
+            <w:tcW w:type="dxa" w:w="1531"/>
+          </w:tcPr>
+          <w:p>
+            <w:r>
+              <w:rPr>
+                <w:b/>
+                <w:i w:val="0"/>
+                <w:color w:val="16A34A"/>
+                <w:sz w:val="16"/>
+              </w:rPr>
+              <w:t>—</w:t>
+            </w:r>
+          </w:p>
+        </w:tc>
+        <w:tc>
+          <w:tcPr>
+            <w:tcW w:type="dxa" w:w="1191"/>
+          </w:tcPr>
+          <w:p>
+            <w:r>
+              <w:rPr>
+                <w:b w:val="0"/>
+                <w:i w:val="0"/>
+                <w:color w:val="64748B"/>
+                <w:sz w:val="16"/>
+              </w:rPr>
+              <w:t>GT-CQ</w:t>
+            </w:r>
+          </w:p>
+        </w:tc>
+        <w:tc>
+          <w:tcPr>
+            <w:tcW w:type="dxa" w:w="4706"/>
+          </w:tcPr>
+          <w:p>
+            <w:r>
+              <w:rPr>
+                <w:b w:val="0"/>
+                <w:i w:val="0"/>
+                <w:sz w:val="17"/>
+              </w:rPr>
+              <w:t>Attention ! Le montant (10400 Fcfa) dépensé ou reçu en cadeau pour les cartes prépayées, les transferts de crédit et les abonnements de  Abdou Ndiaye est relativement élevé par rapport aux autres montants depansés observés dans cette zone.</w:t>
+            </w:r>
+          </w:p>
+        </w:tc>
+      </w:tr>
+      <w:tr>
+        <w:tc>
+          <w:tcPr>
+            <w:tcW w:type="dxa" w:w="964"/>
+          </w:tcPr>
+          <w:p>
+            <w:r>
+              <w:rPr>
+                <w:b/>
+                <w:i w:val="0"/>
+                <w:color w:val="EA580C"/>
+                <w:sz w:val="16"/>
+              </w:rPr>
+              <w:t>Moyenne</w:t>
+            </w:r>
+          </w:p>
+        </w:tc>
+        <w:tc>
+          <w:tcPr>
+            <w:tcW w:type="dxa" w:w="1247"/>
+          </w:tcPr>
+          <w:p>
+            <w:r>
+              <w:rPr>
+                <w:b/>
+                <w:i w:val="0"/>
+                <w:sz w:val="16"/>
+              </w:rPr>
+              <w:t>S01</w:t>
+              <w:br/>
+            </w:r>
+            <w:r>
+              <w:rPr>
+                <w:b w:val="0"/>
+                <w:i w:val="0"/>
+                <w:color w:val="64748B"/>
+                <w:sz w:val="14"/>
+              </w:rPr>
+              <w:t>Démographie</w:t>
+            </w:r>
+          </w:p>
+        </w:tc>
+        <w:tc>
+          <w:tcPr>
+            <w:tcW w:type="dxa" w:w="1531"/>
+          </w:tcPr>
+          <w:p>
+            <w:r>
+              <w:rPr>
+                <w:b/>
+                <w:i w:val="0"/>
+                <w:color w:val="16A34A"/>
+                <w:sz w:val="16"/>
+              </w:rPr>
+              <w:t>—</w:t>
+            </w:r>
+          </w:p>
+        </w:tc>
+        <w:tc>
+          <w:tcPr>
+            <w:tcW w:type="dxa" w:w="1191"/>
+          </w:tcPr>
+          <w:p>
+            <w:r>
+              <w:rPr>
+                <w:b w:val="0"/>
+                <w:i w:val="0"/>
+                <w:color w:val="64748B"/>
+                <w:sz w:val="16"/>
+              </w:rPr>
+              <w:t>GT-CQ</w:t>
+            </w:r>
+          </w:p>
+        </w:tc>
+        <w:tc>
+          <w:tcPr>
+            <w:tcW w:type="dxa" w:w="4706"/>
+          </w:tcPr>
+          <w:p>
+            <w:r>
+              <w:rPr>
+                <w:b w:val="0"/>
+                <w:i w:val="0"/>
+                <w:sz w:val="17"/>
+              </w:rPr>
+              <w:t>Prière de corriger ou de confirmer avec le QG.</w:t>
+            </w:r>
+          </w:p>
+        </w:tc>
+      </w:tr>
+      <w:tr>
+        <w:tc>
+          <w:tcPr>
+            <w:tcW w:type="dxa" w:w="964"/>
+          </w:tcPr>
+          <w:p>
+            <w:r>
+              <w:rPr>
+                <w:b/>
+                <w:i w:val="0"/>
+                <w:color w:val="EA580C"/>
+                <w:sz w:val="16"/>
+              </w:rPr>
+              <w:t>Moyenne</w:t>
+            </w:r>
+          </w:p>
+        </w:tc>
+        <w:tc>
+          <w:tcPr>
+            <w:tcW w:type="dxa" w:w="1247"/>
+          </w:tcPr>
+          <w:p>
+            <w:r>
+              <w:rPr>
+                <w:b/>
+                <w:i w:val="0"/>
+                <w:sz w:val="16"/>
+              </w:rPr>
+              <w:t>S01</w:t>
+              <w:br/>
+            </w:r>
+            <w:r>
+              <w:rPr>
+                <w:b w:val="0"/>
+                <w:i w:val="0"/>
+                <w:color w:val="64748B"/>
+                <w:sz w:val="14"/>
+              </w:rPr>
+              <w:t>Démographie</w:t>
+            </w:r>
+          </w:p>
+        </w:tc>
+        <w:tc>
+          <w:tcPr>
+            <w:tcW w:type="dxa" w:w="1531"/>
+          </w:tcPr>
+          <w:p>
+            <w:r>
+              <w:rPr>
+                <w:b/>
+                <w:i w:val="0"/>
+                <w:color w:val="16A34A"/>
+                <w:sz w:val="16"/>
+              </w:rPr>
+              <w:t>s01q41a, s01q00b</w:t>
+            </w:r>
+          </w:p>
+        </w:tc>
+        <w:tc>
+          <w:tcPr>
+            <w:tcW w:type="dxa" w:w="1191"/>
+          </w:tcPr>
+          <w:p>
+            <w:r>
+              <w:rPr>
+                <w:b w:val="0"/>
+                <w:i w:val="0"/>
+                <w:color w:val="64748B"/>
+                <w:sz w:val="16"/>
+              </w:rPr>
+              <w:t>GT-CQ</w:t>
+            </w:r>
+          </w:p>
+        </w:tc>
+        <w:tc>
+          <w:tcPr>
+            <w:tcW w:type="dxa" w:w="4706"/>
+          </w:tcPr>
+          <w:p>
+            <w:r>
+              <w:rPr>
+                <w:b w:val="0"/>
+                <w:i w:val="0"/>
+                <w:sz w:val="17"/>
+              </w:rPr>
+              <w:t>Attention ! Le montant (10400 Fcfa) dépensé ou reçu en cadeau pour les recharges internet ou de forfaits de données mobiles(hors appels vocaux), aucours des 30 derniers jours de  Abdou Ndiaye est relativement élevé par rapport aux autres montants depansés observés dans cette zone.</w:t>
+            </w:r>
+          </w:p>
+        </w:tc>
+      </w:tr>
+      <w:tr>
+        <w:tc>
+          <w:tcPr>
+            <w:tcW w:type="dxa" w:w="964"/>
+          </w:tcPr>
+          <w:p>
+            <w:r>
+              <w:rPr>
+                <w:b/>
+                <w:i w:val="0"/>
+                <w:color w:val="EA580C"/>
+                <w:sz w:val="16"/>
+              </w:rPr>
+              <w:t>Moyenne</w:t>
+            </w:r>
+          </w:p>
+        </w:tc>
+        <w:tc>
+          <w:tcPr>
+            <w:tcW w:type="dxa" w:w="1247"/>
+          </w:tcPr>
+          <w:p>
+            <w:r>
+              <w:rPr>
+                <w:b/>
+                <w:i w:val="0"/>
+                <w:sz w:val="16"/>
+              </w:rPr>
               <w:t>S02</w:t>
               <w:br/>
             </w:r>
@@ -1174,7 +2434,7 @@
                 <w:color w:val="16A34A"/>
                 <w:sz w:val="16"/>
               </w:rPr>
-              <w:t>s02q33, s01q00b</w:t>
+              <w:t>s01q47__7, s02q24, s01q00b, s02q17_2, s02q15_2</w:t>
             </w:r>
           </w:p>
         </w:tc>
@@ -1205,7 +2465,7 @@
                 <w:i w:val="0"/>
                 <w:sz w:val="17"/>
               </w:rPr>
-              <w:t>Incoherent!!! La dernière fois que Abdou Ndiaye a  fréquenté l'école est 9999.</w:t>
+              <w:t>Le montant des frais pour les cahiers et autres matériels scolaires pour l'année scolaire de Ndioba Ndiaye qui fréquente 4ème année de Secondaire 1 (Moyen) Général  est de 0 FCFA, Ndioba Ndiaye a fait comment pour payer ces cahiers et autres matériels scolaires (SAC, stylo, craie, ardoise, crayon...) ? prière de corriger.</w:t>
             </w:r>
           </w:p>
         </w:tc>
@@ -1220,10 +2480,10 @@
               <w:rPr>
                 <w:b/>
                 <w:i w:val="0"/>
-                <w:color w:val="DC2626"/>
-                <w:sz w:val="16"/>
-              </w:rPr>
-              <w:t>Haute</w:t>
+                <w:color w:val="EA580C"/>
+                <w:sz w:val="16"/>
+              </w:rPr>
+              <w:t>Moyenne</w:t>
             </w:r>
           </w:p>
         </w:tc>
@@ -1238,7 +2498,7 @@
                 <w:i w:val="0"/>
                 <w:sz w:val="16"/>
               </w:rPr>
-              <w:t>S03</w:t>
+              <w:t>S02</w:t>
               <w:br/>
             </w:r>
             <w:r>
@@ -1248,7 +2508,7 @@
                 <w:color w:val="64748B"/>
                 <w:sz w:val="14"/>
               </w:rPr>
-              <w:t>Santé</w:t>
+              <w:t>Éducation</w:t>
             </w:r>
           </w:p>
         </w:tc>
@@ -1264,7 +2524,7 @@
                 <w:color w:val="16A34A"/>
                 <w:sz w:val="16"/>
               </w:rPr>
-              <w:t>—</w:t>
+              <w:t>s01q63, s00q04, s02q25, s01q00b, s02q17_2, s02q15_2</w:t>
             </w:r>
           </w:p>
         </w:tc>
@@ -1295,7 +2555,7 @@
                 <w:i w:val="0"/>
                 <w:sz w:val="17"/>
               </w:rPr>
-              <w:t>Avertissement!!! La distance parcourue (De 5 à moins de 10 Km) et le temps (De 15 à moins de 30 mn) donné par Fatou Ndiaye semble incoherent pour accéder au lieu de la consultation.</w:t>
+              <w:t>Dans les milieux urbains c'est peu probable de voir une école dont les élèves ou étudiants ne dépensent pas en frais d'uniformes, prière de verifier pour Ndioba Ndiaye qui fréquente 4ème année de Secondaire 1 (Moyen) Général et corriger ou confirmer avec le QG.</w:t>
             </w:r>
           </w:p>
         </w:tc>
@@ -1310,10 +2570,10 @@
               <w:rPr>
                 <w:b/>
                 <w:i w:val="0"/>
-                <w:color w:val="DC2626"/>
-                <w:sz w:val="16"/>
-              </w:rPr>
-              <w:t>Haute</w:t>
+                <w:color w:val="EA580C"/>
+                <w:sz w:val="16"/>
+              </w:rPr>
+              <w:t>Moyenne</w:t>
             </w:r>
           </w:p>
         </w:tc>
@@ -1328,7 +2588,7 @@
                 <w:i w:val="0"/>
                 <w:sz w:val="16"/>
               </w:rPr>
-              <w:t>S03</w:t>
+              <w:t>S02</w:t>
               <w:br/>
             </w:r>
             <w:r>
@@ -1338,7 +2598,7 @@
                 <w:color w:val="64748B"/>
                 <w:sz w:val="14"/>
               </w:rPr>
-              <w:t>Santé</w:t>
+              <w:t>Éducation</w:t>
             </w:r>
           </w:p>
         </w:tc>
@@ -1354,7 +2614,7 @@
                 <w:color w:val="16A34A"/>
                 <w:sz w:val="16"/>
               </w:rPr>
-              <w:t>—</w:t>
+              <w:t>s01q63, s00q04, s02q25, s01q00b, s02q17_2, s02q15_2</w:t>
             </w:r>
           </w:p>
         </w:tc>
@@ -1385,7 +2645,7 @@
                 <w:i w:val="0"/>
                 <w:sz w:val="17"/>
               </w:rPr>
-              <w:t>Incohérent !!! Sokhna Ngoma Karé s'est consulté la première fois pour cette maladie (Autre) chez un médecin généraliste et vous dites que  Sokhna Ngoma Karé n'est pas concerné par le montant des frais de consultation d'un médecin généraliste (3.14=9999).</w:t>
+              <w:t>Dans les milieux urbains c'est peu probable de voir une école dont les élèves ou étudiants ne dépensent pas en frais d'uniformes, prière de verifier pour Mame Diarra Ndiaye qui fréquente 2ème année de Secondaire 2 Général et corriger ou confirmer avec le QG.</w:t>
             </w:r>
           </w:p>
         </w:tc>
@@ -1400,10 +2660,10 @@
               <w:rPr>
                 <w:b/>
                 <w:i w:val="0"/>
-                <w:color w:val="DC2626"/>
-                <w:sz w:val="16"/>
-              </w:rPr>
-              <w:t>Haute</w:t>
+                <w:color w:val="EA580C"/>
+                <w:sz w:val="16"/>
+              </w:rPr>
+              <w:t>Moyenne</w:t>
             </w:r>
           </w:p>
         </w:tc>
@@ -1418,7 +2678,7 @@
                 <w:i w:val="0"/>
                 <w:sz w:val="16"/>
               </w:rPr>
-              <w:t>S03</w:t>
+              <w:t>S02</w:t>
               <w:br/>
             </w:r>
             <w:r>
@@ -1428,7 +2688,7 @@
                 <w:color w:val="64748B"/>
                 <w:sz w:val="14"/>
               </w:rPr>
-              <w:t>Santé</w:t>
+              <w:t>Éducation</w:t>
             </w:r>
           </w:p>
         </w:tc>
@@ -1444,7 +2704,7 @@
                 <w:color w:val="16A34A"/>
                 <w:sz w:val="16"/>
               </w:rPr>
-              <w:t>—</w:t>
+              <w:t>s01q23, s01q00b, s01q23_autre</w:t>
             </w:r>
           </w:p>
         </w:tc>
@@ -1475,7 +2735,7 @@
                 <w:i w:val="0"/>
                 <w:sz w:val="17"/>
               </w:rPr>
-              <w:t>Prière de verifier cette incohérence auprès de l'enquêté ou confirmer.</w:t>
+              <w:t>La filière de Mame Diarra Ndiaye est Pas de filière et semble exister dans les modalités, prière de prendre attache avec le QG pour plus d'explication afin de la classer bien.</w:t>
             </w:r>
           </w:p>
         </w:tc>
@@ -1490,10 +2750,10 @@
               <w:rPr>
                 <w:b/>
                 <w:i w:val="0"/>
-                <w:color w:val="DC2626"/>
-                <w:sz w:val="16"/>
-              </w:rPr>
-              <w:t>Haute</w:t>
+                <w:color w:val="EA580C"/>
+                <w:sz w:val="16"/>
+              </w:rPr>
+              <w:t>Moyenne</w:t>
             </w:r>
           </w:p>
         </w:tc>
@@ -1508,7 +2768,7 @@
                 <w:i w:val="0"/>
                 <w:sz w:val="16"/>
               </w:rPr>
-              <w:t>S11</w:t>
+              <w:t>S02</w:t>
               <w:br/>
             </w:r>
             <w:r>
@@ -1518,7 +2778,7 @@
                 <w:color w:val="64748B"/>
                 <w:sz w:val="14"/>
               </w:rPr>
-              <w:t>Logement / cadre de vie</w:t>
+              <w:t>Éducation</w:t>
             </w:r>
           </w:p>
         </w:tc>
@@ -1534,7 +2794,7 @@
                 <w:color w:val="16A34A"/>
                 <w:sz w:val="16"/>
               </w:rPr>
-              <w:t>s01q10, s02q30, s02q34, s03q50, s04q23, s04q24, s04q37, s04q44</w:t>
+              <w:t>s01q63, s00q04, s02q25, s01q00b, s02q17_2, s02q15_2</w:t>
             </w:r>
           </w:p>
         </w:tc>
@@ -1565,7 +2825,7 @@
                 <w:i w:val="0"/>
                 <w:sz w:val="17"/>
               </w:rPr>
-              <w:t>Le montant de la dernière facture d'eau est de 35000 FCFA Tous les 2 mois qui semble incohérent, Prière de vérifier les questions 11.23a et 11.23b auprès du ménage ou confirmer.</w:t>
+              <w:t>Dans les milieux urbains c'est peu probable de voir une école dont les élèves ou étudiants ne dépensent pas en frais d'uniformes, prière de verifier pour Nogaye Diop qui fréquente 3ème année de Secondaire 1 (Moyen) Général et corriger ou confirmer avec le QG.</w:t>
             </w:r>
           </w:p>
         </w:tc>
@@ -1580,10 +2840,10 @@
               <w:rPr>
                 <w:b/>
                 <w:i w:val="0"/>
-                <w:color w:val="DC2626"/>
-                <w:sz w:val="16"/>
-              </w:rPr>
-              <w:t>Haute</w:t>
+                <w:color w:val="EA580C"/>
+                <w:sz w:val="16"/>
+              </w:rPr>
+              <w:t>Moyenne</w:t>
             </w:r>
           </w:p>
         </w:tc>
@@ -1598,7 +2858,7 @@
                 <w:i w:val="0"/>
                 <w:sz w:val="16"/>
               </w:rPr>
-              <w:t>S11</w:t>
+              <w:t>S02</w:t>
               <w:br/>
             </w:r>
             <w:r>
@@ -1608,7 +2868,7 @@
                 <w:color w:val="64748B"/>
                 <w:sz w:val="14"/>
               </w:rPr>
-              <w:t>Logement / cadre de vie</w:t>
+              <w:t>Éducation</w:t>
             </w:r>
           </w:p>
         </w:tc>
@@ -1624,7 +2884,7 @@
                 <w:color w:val="16A34A"/>
                 <w:sz w:val="16"/>
               </w:rPr>
-              <w:t>s01q36, s01q38, s04q24, s02q13, s11q35a, s11q35b_code</w:t>
+              <w:t>s01q63, s00q04, s02q25, s01q00b, s02q17_2, s02q15_2</w:t>
             </w:r>
           </w:p>
         </w:tc>
@@ -1655,7 +2915,7 @@
                 <w:i w:val="0"/>
                 <w:sz w:val="17"/>
               </w:rPr>
-              <w:t>Le montant de la dernière facture d'électricité est de 45000 FCFA Tous les 2 mois qui semble incohérent, Prière de vérifier les questions 11.35a et 11.35b auprès du ménage ou confirmer.</w:t>
+              <w:t>Dans les milieux urbains c'est peu probable de voir une école dont les élèves ou étudiants ne dépensent pas en frais d'uniformes, prière de verifier pour Serigne Fallou Ndiaye qui fréquente 3ème année de Secondaire 1 (Moyen) Général et corriger ou confirmer avec le QG.</w:t>
             </w:r>
           </w:p>
         </w:tc>
@@ -1688,7 +2948,7 @@
                 <w:i w:val="0"/>
                 <w:sz w:val="16"/>
               </w:rPr>
-              <w:t>S00</w:t>
+              <w:t>S02</w:t>
               <w:br/>
             </w:r>
             <w:r>
@@ -1698,7 +2958,7 @@
                 <w:color w:val="64748B"/>
                 <w:sz w:val="14"/>
               </w:rPr>
-              <w:t>Identification</w:t>
+              <w:t>Éducation</w:t>
             </w:r>
           </w:p>
         </w:tc>
@@ -1714,7 +2974,7 @@
                 <w:color w:val="16A34A"/>
                 <w:sz w:val="16"/>
               </w:rPr>
-              <w:t>s00q27</w:t>
+              <w:t>—</w:t>
             </w:r>
           </w:p>
         </w:tc>
@@ -1745,7 +3005,7 @@
                 <w:i w:val="0"/>
                 <w:sz w:val="17"/>
               </w:rPr>
-              <w:t>Le questionnaire semble ne pas être complètement fini mais le questionnaire est en statut complet, prière de compléter le questionnaire.</w:t>
+              <w:t>Prière de vous adresser à Abdou Ndiaye pour avoir l'année exacte.</w:t>
             </w:r>
           </w:p>
         </w:tc>
@@ -1778,7 +3038,7 @@
                 <w:i w:val="0"/>
                 <w:sz w:val="16"/>
               </w:rPr>
-              <w:t>S01</w:t>
+              <w:t>S02</w:t>
               <w:br/>
             </w:r>
             <w:r>
@@ -1788,7 +3048,7 @@
                 <w:color w:val="64748B"/>
                 <w:sz w:val="14"/>
               </w:rPr>
-              <w:t>Démographie</w:t>
+              <w:t>Éducation</w:t>
             </w:r>
           </w:p>
         </w:tc>
@@ -1804,7 +3064,7 @@
                 <w:color w:val="16A34A"/>
                 <w:sz w:val="16"/>
               </w:rPr>
-              <w:t>s01q00a, s01q02, s01q00b</w:t>
+              <w:t>s01q23, s01q00b, s01q23_autre</w:t>
             </w:r>
           </w:p>
         </w:tc>
@@ -1835,7 +3095,7 @@
                 <w:i w:val="0"/>
                 <w:sz w:val="17"/>
               </w:rPr>
-              <w:t>La première personne ( Mortalla Ndiaye ) dans le listing des membres du ménage ne correspond pas au chef de ménage c'est-à-dire que le chef de ménage la première personne sur la liste, prière de corriger.</w:t>
+              <w:t>La filière de Astou Mbéne Diop est Pas de filière et semble exister dans les modalités, prière de prendre attache avec le QG pour plus d'explication afin de la classer bien.</w:t>
             </w:r>
           </w:p>
         </w:tc>
@@ -1868,7 +3128,7 @@
                 <w:i w:val="0"/>
                 <w:sz w:val="16"/>
               </w:rPr>
-              <w:t>S01</w:t>
+              <w:t>S02</w:t>
               <w:br/>
             </w:r>
             <w:r>
@@ -1878,7 +3138,7 @@
                 <w:color w:val="64748B"/>
                 <w:sz w:val="14"/>
               </w:rPr>
-              <w:t>Démographie</w:t>
+              <w:t>Éducation</w:t>
             </w:r>
           </w:p>
         </w:tc>
@@ -1894,7 +3154,7 @@
                 <w:color w:val="16A34A"/>
                 <w:sz w:val="16"/>
               </w:rPr>
-              <w:t>—</w:t>
+              <w:t>s01q23, s01q00b, s01q23_autre</w:t>
             </w:r>
           </w:p>
         </w:tc>
@@ -1925,7 +3185,7 @@
                 <w:i w:val="0"/>
                 <w:sz w:val="17"/>
               </w:rPr>
-              <w:t>Prière de verifier l'information donnée par Mortalla Ndiaye ou corriger au niveau de la section 1.</w:t>
+              <w:t>La filière de Mame Kany Ndiaye est pas de filière et semble exister dans les modalités, prière de prendre attache avec le QG pour plus d'explication afin de la classer bien.</w:t>
             </w:r>
           </w:p>
         </w:tc>
@@ -1958,7 +3218,7 @@
                 <w:i w:val="0"/>
                 <w:sz w:val="16"/>
               </w:rPr>
-              <w:t>S01</w:t>
+              <w:t>S02</w:t>
               <w:br/>
             </w:r>
             <w:r>
@@ -1968,7 +3228,7 @@
                 <w:color w:val="64748B"/>
                 <w:sz w:val="14"/>
               </w:rPr>
-              <w:t>Démographie</w:t>
+              <w:t>Éducation</w:t>
             </w:r>
           </w:p>
         </w:tc>
@@ -1984,7 +3244,7 @@
                 <w:color w:val="16A34A"/>
                 <w:sz w:val="16"/>
               </w:rPr>
-              <w:t>—</w:t>
+              <w:t>s01q23, s01q00b, s01q23_autre</w:t>
             </w:r>
           </w:p>
         </w:tc>
@@ -2015,7 +3275,7 @@
                 <w:i w:val="0"/>
                 <w:sz w:val="17"/>
               </w:rPr>
-              <w:t>Prière de verifier l'information donnée par Ndiawa Ndiaye ou corriger au niveau de la section 1.</w:t>
+              <w:t>Le domaine que Mame Kany Ndiaye bénéficié de cette formation est Santé et semble exister dans les modalités, prière de prendre attache avec le QG pour plus d'explication afin de la classer bien.</w:t>
             </w:r>
           </w:p>
         </w:tc>
@@ -2048,7 +3308,7 @@
                 <w:i w:val="0"/>
                 <w:sz w:val="16"/>
               </w:rPr>
-              <w:t>S01</w:t>
+              <w:t>S02</w:t>
               <w:br/>
             </w:r>
             <w:r>
@@ -2058,7 +3318,7 @@
                 <w:color w:val="64748B"/>
                 <w:sz w:val="14"/>
               </w:rPr>
-              <w:t>Démographie</w:t>
+              <w:t>Éducation</w:t>
             </w:r>
           </w:p>
         </w:tc>
@@ -2074,7 +3334,7 @@
                 <w:color w:val="16A34A"/>
                 <w:sz w:val="16"/>
               </w:rPr>
-              <w:t>s01q41, s01q00b</w:t>
+              <w:t>—</w:t>
             </w:r>
           </w:p>
         </w:tc>
@@ -2105,7 +3365,7 @@
                 <w:i w:val="0"/>
                 <w:sz w:val="17"/>
               </w:rPr>
-              <w:t>Le montant dépensé ou reçu en cadeau pour les cartes prépayées, les transferts de crédit et les abonnements de  Abdou Ndiaye semble élevé ou faible , prière de corriger ou de confirmer l'information avec le QG.</w:t>
+              <w:t>Attention ! Le frais de scolarité (80000 Fcfa) de Mame Kany Ndiaye en 2ème année de Secondaire 2 Général est relativement élevé par rapport aux autres frais de scolarités observés dans cette zone.</w:t>
             </w:r>
           </w:p>
         </w:tc>
@@ -2138,7 +3398,7 @@
                 <w:i w:val="0"/>
                 <w:sz w:val="16"/>
               </w:rPr>
-              <w:t>S01</w:t>
+              <w:t>S02</w:t>
               <w:br/>
             </w:r>
             <w:r>
@@ -2148,7 +3408,7 @@
                 <w:color w:val="64748B"/>
                 <w:sz w:val="14"/>
               </w:rPr>
-              <w:t>Démographie</w:t>
+              <w:t>Éducation</w:t>
             </w:r>
           </w:p>
         </w:tc>
@@ -2164,7 +3424,7 @@
                 <w:color w:val="16A34A"/>
                 <w:sz w:val="16"/>
               </w:rPr>
-              <w:t>s01q41a, s01q00b</w:t>
+              <w:t>—</w:t>
             </w:r>
           </w:p>
         </w:tc>
@@ -2195,7 +3455,7 @@
                 <w:i w:val="0"/>
                 <w:sz w:val="17"/>
               </w:rPr>
-              <w:t>Le montant dépensé ou reçu en cadeau pour les recharges internet ou de forfaits de données mobiles(hors appels vocaux), aucours des 30 derniers jours de Abdou Ndiaye semble élevé ou faible, prière de corriger ou de confirmer l'information avec le QG.</w:t>
+              <w:t>Prière de corriger ou de confirmer avec le QG.</w:t>
             </w:r>
           </w:p>
         </w:tc>
@@ -2228,7 +3488,7 @@
                 <w:i w:val="0"/>
                 <w:sz w:val="16"/>
               </w:rPr>
-              <w:t>S01</w:t>
+              <w:t>S02</w:t>
               <w:br/>
             </w:r>
             <w:r>
@@ -2238,7 +3498,7 @@
                 <w:color w:val="64748B"/>
                 <w:sz w:val="14"/>
               </w:rPr>
-              <w:t>Démographie</w:t>
+              <w:t>Éducation</w:t>
             </w:r>
           </w:p>
         </w:tc>
@@ -2254,7 +3514,7 @@
                 <w:color w:val="16A34A"/>
                 <w:sz w:val="16"/>
               </w:rPr>
-              <w:t>—</w:t>
+              <w:t>s01q47__7, s02q24, s01q00b, s02q17_2, s02q15_2</w:t>
             </w:r>
           </w:p>
         </w:tc>
@@ -2285,7 +3545,7 @@
                 <w:i w:val="0"/>
                 <w:sz w:val="17"/>
               </w:rPr>
-              <w:t>Attention ! Le montant (10400 Fcfa) dépensé ou reçu en cadeau pour les cartes prépayées, les transferts de crédit et les abonnements de  Abdou Ndiaye est relativement élevé par rapport aux autres montants depansés observés dans cette zone.</w:t>
+              <w:t>Le montant des frais pour les cahiers et autres matériels scolaires pour l'année scolaire de Khady Ndiaye qui fréquente 1ére année de Supérieur  est de 0 FCFA, Khady Ndiaye a fait comment pour payer ces cahiers et autres matériels scolaires (SAC, stylo, craie, ardoise, crayon...) ? prière de corriger.</w:t>
             </w:r>
           </w:p>
         </w:tc>
@@ -2318,7 +3578,7 @@
                 <w:i w:val="0"/>
                 <w:sz w:val="16"/>
               </w:rPr>
-              <w:t>S01</w:t>
+              <w:t>S02</w:t>
               <w:br/>
             </w:r>
             <w:r>
@@ -2328,7 +3588,7 @@
                 <w:color w:val="64748B"/>
                 <w:sz w:val="14"/>
               </w:rPr>
-              <w:t>Démographie</w:t>
+              <w:t>Éducation</w:t>
             </w:r>
           </w:p>
         </w:tc>
@@ -2344,7 +3604,7 @@
                 <w:color w:val="16A34A"/>
                 <w:sz w:val="16"/>
               </w:rPr>
-              <w:t>—</w:t>
+              <w:t>s01q63, s00q04, s02q25, s01q00b, s02q17_2, s02q15_2</w:t>
             </w:r>
           </w:p>
         </w:tc>
@@ -2375,7 +3635,7 @@
                 <w:i w:val="0"/>
                 <w:sz w:val="17"/>
               </w:rPr>
-              <w:t>Prière de corriger ou de confirmer avec le QG.</w:t>
+              <w:t>Dans les milieux urbains c'est peu probable de voir une école dont les élèves ou étudiants ne dépensent pas en frais d'uniformes, prière de verifier pour Khady Ndiaye qui fréquente 1ére année de Supérieur et corriger ou confirmer avec le QG.</w:t>
             </w:r>
           </w:p>
         </w:tc>
@@ -2408,7 +3668,7 @@
                 <w:i w:val="0"/>
                 <w:sz w:val="16"/>
               </w:rPr>
-              <w:t>S01</w:t>
+              <w:t>S02</w:t>
               <w:br/>
             </w:r>
             <w:r>
@@ -2418,7 +3678,7 @@
                 <w:color w:val="64748B"/>
                 <w:sz w:val="14"/>
               </w:rPr>
-              <w:t>Démographie</w:t>
+              <w:t>Éducation</w:t>
             </w:r>
           </w:p>
         </w:tc>
@@ -2434,7 +3694,7 @@
                 <w:color w:val="16A34A"/>
                 <w:sz w:val="16"/>
               </w:rPr>
-              <w:t>s01q41a, s01q00b</w:t>
+              <w:t>—</w:t>
             </w:r>
           </w:p>
         </w:tc>
@@ -2465,7 +3725,7 @@
                 <w:i w:val="0"/>
                 <w:sz w:val="17"/>
               </w:rPr>
-              <w:t>Attention ! Le montant (10400 Fcfa) dépensé ou reçu en cadeau pour les recharges internet ou de forfaits de données mobiles(hors appels vocaux), aucours des 30 derniers jours de  Abdou Ndiaye est relativement élevé par rapport aux autres montants depansés observés dans cette zone.</w:t>
+              <w:t>S'il s'agit d'achat de carburant, d'un abonnement ou dépense en &lt;teliman&gt;, d'une dépense en &lt;sotrama&gt; ou en &lt;taxi&gt; afin de se rendre à l'école, prière d'annuler ces dépenses dans cette section et de les renseignées au niveau de la section 9.</w:t>
             </w:r>
           </w:p>
         </w:tc>
@@ -2524,7 +3784,7 @@
                 <w:color w:val="16A34A"/>
                 <w:sz w:val="16"/>
               </w:rPr>
-              <w:t>—</w:t>
+              <w:t>s01q23, s01q00b, s01q23_autre</w:t>
             </w:r>
           </w:p>
         </w:tc>
@@ -2555,1897 +3815,7 @@
                 <w:i w:val="0"/>
                 <w:sz w:val="17"/>
               </w:rPr>
-              <w:t>veuillez, s'il vous plait, confirmer les frais de scolarité ( 25000 FCFA) payée de Khady Ndiaye avec le QG ou apporter les corrections nécessaires.</w:t>
-            </w:r>
-          </w:p>
-        </w:tc>
-      </w:tr>
-      <w:tr>
-        <w:tc>
-          <w:tcPr>
-            <w:tcW w:type="dxa" w:w="964"/>
-          </w:tcPr>
-          <w:p>
-            <w:r>
-              <w:rPr>
-                <w:b/>
-                <w:i w:val="0"/>
-                <w:color w:val="EA580C"/>
-                <w:sz w:val="16"/>
-              </w:rPr>
-              <w:t>Moyenne</w:t>
-            </w:r>
-          </w:p>
-        </w:tc>
-        <w:tc>
-          <w:tcPr>
-            <w:tcW w:type="dxa" w:w="1247"/>
-          </w:tcPr>
-          <w:p>
-            <w:r>
-              <w:rPr>
-                <w:b/>
-                <w:i w:val="0"/>
-                <w:sz w:val="16"/>
-              </w:rPr>
-              <w:t>S02</w:t>
-              <w:br/>
-            </w:r>
-            <w:r>
-              <w:rPr>
-                <w:b w:val="0"/>
-                <w:i w:val="0"/>
-                <w:color w:val="64748B"/>
-                <w:sz w:val="14"/>
-              </w:rPr>
-              <w:t>Éducation</w:t>
-            </w:r>
-          </w:p>
-        </w:tc>
-        <w:tc>
-          <w:tcPr>
-            <w:tcW w:type="dxa" w:w="1531"/>
-          </w:tcPr>
-          <w:p>
-            <w:r>
-              <w:rPr>
-                <w:b/>
-                <w:i w:val="0"/>
-                <w:color w:val="16A34A"/>
-                <w:sz w:val="16"/>
-              </w:rPr>
-              <w:t>s01q47__7, s02q24, s01q00b, s02q17_2, s02q15_2</w:t>
-            </w:r>
-          </w:p>
-        </w:tc>
-        <w:tc>
-          <w:tcPr>
-            <w:tcW w:type="dxa" w:w="1191"/>
-          </w:tcPr>
-          <w:p>
-            <w:r>
-              <w:rPr>
-                <w:b w:val="0"/>
-                <w:i w:val="0"/>
-                <w:color w:val="64748B"/>
-                <w:sz w:val="16"/>
-              </w:rPr>
-              <w:t>GT-CQ</w:t>
-            </w:r>
-          </w:p>
-        </w:tc>
-        <w:tc>
-          <w:tcPr>
-            <w:tcW w:type="dxa" w:w="4706"/>
-          </w:tcPr>
-          <w:p>
-            <w:r>
-              <w:rPr>
-                <w:b w:val="0"/>
-                <w:i w:val="0"/>
-                <w:sz w:val="17"/>
-              </w:rPr>
-              <w:t>Le montant des frais pour les cahiers et autres matériels scolaires pour l'année scolaire de Khady Ndiaye qui fréquente 1ére année de Supérieur  est de 0 FCFA, Khady Ndiaye a fait comment pour payer ces cahiers et autres matériels scolaires (SAC, stylo, craie, ardoise, crayon...) ? prière de corriger.</w:t>
-            </w:r>
-          </w:p>
-        </w:tc>
-      </w:tr>
-      <w:tr>
-        <w:tc>
-          <w:tcPr>
-            <w:tcW w:type="dxa" w:w="964"/>
-          </w:tcPr>
-          <w:p>
-            <w:r>
-              <w:rPr>
-                <w:b/>
-                <w:i w:val="0"/>
-                <w:color w:val="EA580C"/>
-                <w:sz w:val="16"/>
-              </w:rPr>
-              <w:t>Moyenne</w:t>
-            </w:r>
-          </w:p>
-        </w:tc>
-        <w:tc>
-          <w:tcPr>
-            <w:tcW w:type="dxa" w:w="1247"/>
-          </w:tcPr>
-          <w:p>
-            <w:r>
-              <w:rPr>
-                <w:b/>
-                <w:i w:val="0"/>
-                <w:sz w:val="16"/>
-              </w:rPr>
-              <w:t>S02</w:t>
-              <w:br/>
-            </w:r>
-            <w:r>
-              <w:rPr>
-                <w:b w:val="0"/>
-                <w:i w:val="0"/>
-                <w:color w:val="64748B"/>
-                <w:sz w:val="14"/>
-              </w:rPr>
-              <w:t>Éducation</w:t>
-            </w:r>
-          </w:p>
-        </w:tc>
-        <w:tc>
-          <w:tcPr>
-            <w:tcW w:type="dxa" w:w="1531"/>
-          </w:tcPr>
-          <w:p>
-            <w:r>
-              <w:rPr>
-                <w:b/>
-                <w:i w:val="0"/>
-                <w:color w:val="16A34A"/>
-                <w:sz w:val="16"/>
-              </w:rPr>
-              <w:t>s01q63, s00q04, s02q25, s01q00b, s02q17_2, s02q15_2</w:t>
-            </w:r>
-          </w:p>
-        </w:tc>
-        <w:tc>
-          <w:tcPr>
-            <w:tcW w:type="dxa" w:w="1191"/>
-          </w:tcPr>
-          <w:p>
-            <w:r>
-              <w:rPr>
-                <w:b w:val="0"/>
-                <w:i w:val="0"/>
-                <w:color w:val="64748B"/>
-                <w:sz w:val="16"/>
-              </w:rPr>
-              <w:t>GT-CQ</w:t>
-            </w:r>
-          </w:p>
-        </w:tc>
-        <w:tc>
-          <w:tcPr>
-            <w:tcW w:type="dxa" w:w="4706"/>
-          </w:tcPr>
-          <w:p>
-            <w:r>
-              <w:rPr>
-                <w:b w:val="0"/>
-                <w:i w:val="0"/>
-                <w:sz w:val="17"/>
-              </w:rPr>
-              <w:t>Dans les milieux urbains c'est peu probable de voir une école dont les élèves ou étudiants ne dépensent pas en frais d'uniformes, prière de verifier pour Khady Ndiaye qui fréquente 1ére année de Supérieur et corriger ou confirmer avec le QG.</w:t>
-            </w:r>
-          </w:p>
-        </w:tc>
-      </w:tr>
-      <w:tr>
-        <w:tc>
-          <w:tcPr>
-            <w:tcW w:type="dxa" w:w="964"/>
-          </w:tcPr>
-          <w:p>
-            <w:r>
-              <w:rPr>
-                <w:b/>
-                <w:i w:val="0"/>
-                <w:color w:val="EA580C"/>
-                <w:sz w:val="16"/>
-              </w:rPr>
-              <w:t>Moyenne</w:t>
-            </w:r>
-          </w:p>
-        </w:tc>
-        <w:tc>
-          <w:tcPr>
-            <w:tcW w:type="dxa" w:w="1247"/>
-          </w:tcPr>
-          <w:p>
-            <w:r>
-              <w:rPr>
-                <w:b/>
-                <w:i w:val="0"/>
-                <w:sz w:val="16"/>
-              </w:rPr>
-              <w:t>S02</w:t>
-              <w:br/>
-            </w:r>
-            <w:r>
-              <w:rPr>
-                <w:b w:val="0"/>
-                <w:i w:val="0"/>
-                <w:color w:val="64748B"/>
-                <w:sz w:val="14"/>
-              </w:rPr>
-              <w:t>Éducation</w:t>
-            </w:r>
-          </w:p>
-        </w:tc>
-        <w:tc>
-          <w:tcPr>
-            <w:tcW w:type="dxa" w:w="1531"/>
-          </w:tcPr>
-          <w:p>
-            <w:r>
-              <w:rPr>
-                <w:b/>
-                <w:i w:val="0"/>
-                <w:color w:val="16A34A"/>
-                <w:sz w:val="16"/>
-              </w:rPr>
-              <w:t>—</w:t>
-            </w:r>
-          </w:p>
-        </w:tc>
-        <w:tc>
-          <w:tcPr>
-            <w:tcW w:type="dxa" w:w="1191"/>
-          </w:tcPr>
-          <w:p>
-            <w:r>
-              <w:rPr>
-                <w:b w:val="0"/>
-                <w:i w:val="0"/>
-                <w:color w:val="64748B"/>
-                <w:sz w:val="16"/>
-              </w:rPr>
-              <w:t>GT-CQ</w:t>
-            </w:r>
-          </w:p>
-        </w:tc>
-        <w:tc>
-          <w:tcPr>
-            <w:tcW w:type="dxa" w:w="4706"/>
-          </w:tcPr>
-          <w:p>
-            <w:r>
-              <w:rPr>
-                <w:b w:val="0"/>
-                <w:i w:val="0"/>
-                <w:sz w:val="17"/>
-              </w:rPr>
-              <w:t>S'il s'agit d'achat de carburant, d'un abonnement ou dépense en &lt;teliman&gt;, d'une dépense en &lt;sotrama&gt; ou en &lt;taxi&gt; afin de se rendre à l'école, prière d'annuler ces dépenses dans cette section et de les renseignées au niveau de la section 9.</w:t>
-            </w:r>
-          </w:p>
-        </w:tc>
-      </w:tr>
-      <w:tr>
-        <w:tc>
-          <w:tcPr>
-            <w:tcW w:type="dxa" w:w="964"/>
-          </w:tcPr>
-          <w:p>
-            <w:r>
-              <w:rPr>
-                <w:b/>
-                <w:i w:val="0"/>
-                <w:color w:val="EA580C"/>
-                <w:sz w:val="16"/>
-              </w:rPr>
-              <w:t>Moyenne</w:t>
-            </w:r>
-          </w:p>
-        </w:tc>
-        <w:tc>
-          <w:tcPr>
-            <w:tcW w:type="dxa" w:w="1247"/>
-          </w:tcPr>
-          <w:p>
-            <w:r>
-              <w:rPr>
-                <w:b/>
-                <w:i w:val="0"/>
-                <w:sz w:val="16"/>
-              </w:rPr>
-              <w:t>S02</w:t>
-              <w:br/>
-            </w:r>
-            <w:r>
-              <w:rPr>
-                <w:b w:val="0"/>
-                <w:i w:val="0"/>
-                <w:color w:val="64748B"/>
-                <w:sz w:val="14"/>
-              </w:rPr>
-              <w:t>Éducation</w:t>
-            </w:r>
-          </w:p>
-        </w:tc>
-        <w:tc>
-          <w:tcPr>
-            <w:tcW w:type="dxa" w:w="1531"/>
-          </w:tcPr>
-          <w:p>
-            <w:r>
-              <w:rPr>
-                <w:b/>
-                <w:i w:val="0"/>
-                <w:color w:val="16A34A"/>
-                <w:sz w:val="16"/>
-              </w:rPr>
-              <w:t>s01q23, s01q00b, s01q23_autre</w:t>
-            </w:r>
-          </w:p>
-        </w:tc>
-        <w:tc>
-          <w:tcPr>
-            <w:tcW w:type="dxa" w:w="1191"/>
-          </w:tcPr>
-          <w:p>
-            <w:r>
-              <w:rPr>
-                <w:b w:val="0"/>
-                <w:i w:val="0"/>
-                <w:color w:val="64748B"/>
-                <w:sz w:val="16"/>
-              </w:rPr>
-              <w:t>GT-CQ</w:t>
-            </w:r>
-          </w:p>
-        </w:tc>
-        <w:tc>
-          <w:tcPr>
-            <w:tcW w:type="dxa" w:w="4706"/>
-          </w:tcPr>
-          <w:p>
-            <w:r>
-              <w:rPr>
-                <w:b w:val="0"/>
-                <w:i w:val="0"/>
-                <w:sz w:val="17"/>
-              </w:rPr>
               <w:t>La filière de Khady Ndiaye est communication digitale et semble exister dans les modalités, prière de prendre attache avec le QG pour plus d'explication afin de la classer bien.</w:t>
-            </w:r>
-          </w:p>
-        </w:tc>
-      </w:tr>
-      <w:tr>
-        <w:tc>
-          <w:tcPr>
-            <w:tcW w:type="dxa" w:w="964"/>
-          </w:tcPr>
-          <w:p>
-            <w:r>
-              <w:rPr>
-                <w:b/>
-                <w:i w:val="0"/>
-                <w:color w:val="EA580C"/>
-                <w:sz w:val="16"/>
-              </w:rPr>
-              <w:t>Moyenne</w:t>
-            </w:r>
-          </w:p>
-        </w:tc>
-        <w:tc>
-          <w:tcPr>
-            <w:tcW w:type="dxa" w:w="1247"/>
-          </w:tcPr>
-          <w:p>
-            <w:r>
-              <w:rPr>
-                <w:b/>
-                <w:i w:val="0"/>
-                <w:sz w:val="16"/>
-              </w:rPr>
-              <w:t>S02</w:t>
-              <w:br/>
-            </w:r>
-            <w:r>
-              <w:rPr>
-                <w:b w:val="0"/>
-                <w:i w:val="0"/>
-                <w:color w:val="64748B"/>
-                <w:sz w:val="14"/>
-              </w:rPr>
-              <w:t>Éducation</w:t>
-            </w:r>
-          </w:p>
-        </w:tc>
-        <w:tc>
-          <w:tcPr>
-            <w:tcW w:type="dxa" w:w="1531"/>
-          </w:tcPr>
-          <w:p>
-            <w:r>
-              <w:rPr>
-                <w:b/>
-                <w:i w:val="0"/>
-                <w:color w:val="16A34A"/>
-                <w:sz w:val="16"/>
-              </w:rPr>
-              <w:t>—</w:t>
-            </w:r>
-          </w:p>
-        </w:tc>
-        <w:tc>
-          <w:tcPr>
-            <w:tcW w:type="dxa" w:w="1191"/>
-          </w:tcPr>
-          <w:p>
-            <w:r>
-              <w:rPr>
-                <w:b w:val="0"/>
-                <w:i w:val="0"/>
-                <w:color w:val="64748B"/>
-                <w:sz w:val="16"/>
-              </w:rPr>
-              <w:t>GT-CQ</w:t>
-            </w:r>
-          </w:p>
-        </w:tc>
-        <w:tc>
-          <w:tcPr>
-            <w:tcW w:type="dxa" w:w="4706"/>
-          </w:tcPr>
-          <w:p>
-            <w:r>
-              <w:rPr>
-                <w:b w:val="0"/>
-                <w:i w:val="0"/>
-                <w:sz w:val="17"/>
-              </w:rPr>
-              <w:t>veuillez, s'il vous plait, confirmer les frais de scolarité ( 5000 FCFA) payée de Mame Diarra Ndiaye avec le QG ou apporter les corrections nécessaires.</w:t>
-            </w:r>
-          </w:p>
-        </w:tc>
-      </w:tr>
-      <w:tr>
-        <w:tc>
-          <w:tcPr>
-            <w:tcW w:type="dxa" w:w="964"/>
-          </w:tcPr>
-          <w:p>
-            <w:r>
-              <w:rPr>
-                <w:b/>
-                <w:i w:val="0"/>
-                <w:color w:val="EA580C"/>
-                <w:sz w:val="16"/>
-              </w:rPr>
-              <w:t>Moyenne</w:t>
-            </w:r>
-          </w:p>
-        </w:tc>
-        <w:tc>
-          <w:tcPr>
-            <w:tcW w:type="dxa" w:w="1247"/>
-          </w:tcPr>
-          <w:p>
-            <w:r>
-              <w:rPr>
-                <w:b/>
-                <w:i w:val="0"/>
-                <w:sz w:val="16"/>
-              </w:rPr>
-              <w:t>S02</w:t>
-              <w:br/>
-            </w:r>
-            <w:r>
-              <w:rPr>
-                <w:b w:val="0"/>
-                <w:i w:val="0"/>
-                <w:color w:val="64748B"/>
-                <w:sz w:val="14"/>
-              </w:rPr>
-              <w:t>Éducation</w:t>
-            </w:r>
-          </w:p>
-        </w:tc>
-        <w:tc>
-          <w:tcPr>
-            <w:tcW w:type="dxa" w:w="1531"/>
-          </w:tcPr>
-          <w:p>
-            <w:r>
-              <w:rPr>
-                <w:b/>
-                <w:i w:val="0"/>
-                <w:color w:val="16A34A"/>
-                <w:sz w:val="16"/>
-              </w:rPr>
-              <w:t>s01q63, s00q04, s02q25, s01q00b, s02q17_2, s02q15_2</w:t>
-            </w:r>
-          </w:p>
-        </w:tc>
-        <w:tc>
-          <w:tcPr>
-            <w:tcW w:type="dxa" w:w="1191"/>
-          </w:tcPr>
-          <w:p>
-            <w:r>
-              <w:rPr>
-                <w:b w:val="0"/>
-                <w:i w:val="0"/>
-                <w:color w:val="64748B"/>
-                <w:sz w:val="16"/>
-              </w:rPr>
-              <w:t>GT-CQ</w:t>
-            </w:r>
-          </w:p>
-        </w:tc>
-        <w:tc>
-          <w:tcPr>
-            <w:tcW w:type="dxa" w:w="4706"/>
-          </w:tcPr>
-          <w:p>
-            <w:r>
-              <w:rPr>
-                <w:b w:val="0"/>
-                <w:i w:val="0"/>
-                <w:sz w:val="17"/>
-              </w:rPr>
-              <w:t>Dans les milieux urbains c'est peu probable de voir une école dont les élèves ou étudiants ne dépensent pas en frais d'uniformes, prière de verifier pour Mame Diarra Ndiaye qui fréquente 2ème année de Secondaire 2 Général et corriger ou confirmer avec le QG.</w:t>
-            </w:r>
-          </w:p>
-        </w:tc>
-      </w:tr>
-      <w:tr>
-        <w:tc>
-          <w:tcPr>
-            <w:tcW w:type="dxa" w:w="964"/>
-          </w:tcPr>
-          <w:p>
-            <w:r>
-              <w:rPr>
-                <w:b/>
-                <w:i w:val="0"/>
-                <w:color w:val="EA580C"/>
-                <w:sz w:val="16"/>
-              </w:rPr>
-              <w:t>Moyenne</w:t>
-            </w:r>
-          </w:p>
-        </w:tc>
-        <w:tc>
-          <w:tcPr>
-            <w:tcW w:type="dxa" w:w="1247"/>
-          </w:tcPr>
-          <w:p>
-            <w:r>
-              <w:rPr>
-                <w:b/>
-                <w:i w:val="0"/>
-                <w:sz w:val="16"/>
-              </w:rPr>
-              <w:t>S02</w:t>
-              <w:br/>
-            </w:r>
-            <w:r>
-              <w:rPr>
-                <w:b w:val="0"/>
-                <w:i w:val="0"/>
-                <w:color w:val="64748B"/>
-                <w:sz w:val="14"/>
-              </w:rPr>
-              <w:t>Éducation</w:t>
-            </w:r>
-          </w:p>
-        </w:tc>
-        <w:tc>
-          <w:tcPr>
-            <w:tcW w:type="dxa" w:w="1531"/>
-          </w:tcPr>
-          <w:p>
-            <w:r>
-              <w:rPr>
-                <w:b/>
-                <w:i w:val="0"/>
-                <w:color w:val="16A34A"/>
-                <w:sz w:val="16"/>
-              </w:rPr>
-              <w:t>s01q23, s01q00b, s01q23_autre</w:t>
-            </w:r>
-          </w:p>
-        </w:tc>
-        <w:tc>
-          <w:tcPr>
-            <w:tcW w:type="dxa" w:w="1191"/>
-          </w:tcPr>
-          <w:p>
-            <w:r>
-              <w:rPr>
-                <w:b w:val="0"/>
-                <w:i w:val="0"/>
-                <w:color w:val="64748B"/>
-                <w:sz w:val="16"/>
-              </w:rPr>
-              <w:t>GT-CQ</w:t>
-            </w:r>
-          </w:p>
-        </w:tc>
-        <w:tc>
-          <w:tcPr>
-            <w:tcW w:type="dxa" w:w="4706"/>
-          </w:tcPr>
-          <w:p>
-            <w:r>
-              <w:rPr>
-                <w:b w:val="0"/>
-                <w:i w:val="0"/>
-                <w:sz w:val="17"/>
-              </w:rPr>
-              <w:t>La filière de Mame Diarra Ndiaye est Pas de filière et semble exister dans les modalités, prière de prendre attache avec le QG pour plus d'explication afin de la classer bien.</w:t>
-            </w:r>
-          </w:p>
-        </w:tc>
-      </w:tr>
-      <w:tr>
-        <w:tc>
-          <w:tcPr>
-            <w:tcW w:type="dxa" w:w="964"/>
-          </w:tcPr>
-          <w:p>
-            <w:r>
-              <w:rPr>
-                <w:b/>
-                <w:i w:val="0"/>
-                <w:color w:val="EA580C"/>
-                <w:sz w:val="16"/>
-              </w:rPr>
-              <w:t>Moyenne</w:t>
-            </w:r>
-          </w:p>
-        </w:tc>
-        <w:tc>
-          <w:tcPr>
-            <w:tcW w:type="dxa" w:w="1247"/>
-          </w:tcPr>
-          <w:p>
-            <w:r>
-              <w:rPr>
-                <w:b/>
-                <w:i w:val="0"/>
-                <w:sz w:val="16"/>
-              </w:rPr>
-              <w:t>S02</w:t>
-              <w:br/>
-            </w:r>
-            <w:r>
-              <w:rPr>
-                <w:b w:val="0"/>
-                <w:i w:val="0"/>
-                <w:color w:val="64748B"/>
-                <w:sz w:val="14"/>
-              </w:rPr>
-              <w:t>Éducation</w:t>
-            </w:r>
-          </w:p>
-        </w:tc>
-        <w:tc>
-          <w:tcPr>
-            <w:tcW w:type="dxa" w:w="1531"/>
-          </w:tcPr>
-          <w:p>
-            <w:r>
-              <w:rPr>
-                <w:b/>
-                <w:i w:val="0"/>
-                <w:color w:val="16A34A"/>
-                <w:sz w:val="16"/>
-              </w:rPr>
-              <w:t>—</w:t>
-            </w:r>
-          </w:p>
-        </w:tc>
-        <w:tc>
-          <w:tcPr>
-            <w:tcW w:type="dxa" w:w="1191"/>
-          </w:tcPr>
-          <w:p>
-            <w:r>
-              <w:rPr>
-                <w:b w:val="0"/>
-                <w:i w:val="0"/>
-                <w:color w:val="64748B"/>
-                <w:sz w:val="16"/>
-              </w:rPr>
-              <w:t>GT-CQ</w:t>
-            </w:r>
-          </w:p>
-        </w:tc>
-        <w:tc>
-          <w:tcPr>
-            <w:tcW w:type="dxa" w:w="4706"/>
-          </w:tcPr>
-          <w:p>
-            <w:r>
-              <w:rPr>
-                <w:b w:val="0"/>
-                <w:i w:val="0"/>
-                <w:sz w:val="17"/>
-              </w:rPr>
-              <w:t>veuillez, s'il vous plait, confirmer les frais de scolarité ( 5000 FCFA) payée de Nogaye Diop avec le QG ou apporter les corrections nécessaires.</w:t>
-            </w:r>
-          </w:p>
-        </w:tc>
-      </w:tr>
-      <w:tr>
-        <w:tc>
-          <w:tcPr>
-            <w:tcW w:type="dxa" w:w="964"/>
-          </w:tcPr>
-          <w:p>
-            <w:r>
-              <w:rPr>
-                <w:b/>
-                <w:i w:val="0"/>
-                <w:color w:val="EA580C"/>
-                <w:sz w:val="16"/>
-              </w:rPr>
-              <w:t>Moyenne</w:t>
-            </w:r>
-          </w:p>
-        </w:tc>
-        <w:tc>
-          <w:tcPr>
-            <w:tcW w:type="dxa" w:w="1247"/>
-          </w:tcPr>
-          <w:p>
-            <w:r>
-              <w:rPr>
-                <w:b/>
-                <w:i w:val="0"/>
-                <w:sz w:val="16"/>
-              </w:rPr>
-              <w:t>S02</w:t>
-              <w:br/>
-            </w:r>
-            <w:r>
-              <w:rPr>
-                <w:b w:val="0"/>
-                <w:i w:val="0"/>
-                <w:color w:val="64748B"/>
-                <w:sz w:val="14"/>
-              </w:rPr>
-              <w:t>Éducation</w:t>
-            </w:r>
-          </w:p>
-        </w:tc>
-        <w:tc>
-          <w:tcPr>
-            <w:tcW w:type="dxa" w:w="1531"/>
-          </w:tcPr>
-          <w:p>
-            <w:r>
-              <w:rPr>
-                <w:b/>
-                <w:i w:val="0"/>
-                <w:color w:val="16A34A"/>
-                <w:sz w:val="16"/>
-              </w:rPr>
-              <w:t>s01q63, s00q04, s02q25, s01q00b, s02q17_2, s02q15_2</w:t>
-            </w:r>
-          </w:p>
-        </w:tc>
-        <w:tc>
-          <w:tcPr>
-            <w:tcW w:type="dxa" w:w="1191"/>
-          </w:tcPr>
-          <w:p>
-            <w:r>
-              <w:rPr>
-                <w:b w:val="0"/>
-                <w:i w:val="0"/>
-                <w:color w:val="64748B"/>
-                <w:sz w:val="16"/>
-              </w:rPr>
-              <w:t>GT-CQ</w:t>
-            </w:r>
-          </w:p>
-        </w:tc>
-        <w:tc>
-          <w:tcPr>
-            <w:tcW w:type="dxa" w:w="4706"/>
-          </w:tcPr>
-          <w:p>
-            <w:r>
-              <w:rPr>
-                <w:b w:val="0"/>
-                <w:i w:val="0"/>
-                <w:sz w:val="17"/>
-              </w:rPr>
-              <w:t>Dans les milieux urbains c'est peu probable de voir une école dont les élèves ou étudiants ne dépensent pas en frais d'uniformes, prière de verifier pour Nogaye Diop qui fréquente 3ème année de Secondaire 1 (Moyen) Général et corriger ou confirmer avec le QG.</w:t>
-            </w:r>
-          </w:p>
-        </w:tc>
-      </w:tr>
-      <w:tr>
-        <w:tc>
-          <w:tcPr>
-            <w:tcW w:type="dxa" w:w="964"/>
-          </w:tcPr>
-          <w:p>
-            <w:r>
-              <w:rPr>
-                <w:b/>
-                <w:i w:val="0"/>
-                <w:color w:val="EA580C"/>
-                <w:sz w:val="16"/>
-              </w:rPr>
-              <w:t>Moyenne</w:t>
-            </w:r>
-          </w:p>
-        </w:tc>
-        <w:tc>
-          <w:tcPr>
-            <w:tcW w:type="dxa" w:w="1247"/>
-          </w:tcPr>
-          <w:p>
-            <w:r>
-              <w:rPr>
-                <w:b/>
-                <w:i w:val="0"/>
-                <w:sz w:val="16"/>
-              </w:rPr>
-              <w:t>S02</w:t>
-              <w:br/>
-            </w:r>
-            <w:r>
-              <w:rPr>
-                <w:b w:val="0"/>
-                <w:i w:val="0"/>
-                <w:color w:val="64748B"/>
-                <w:sz w:val="14"/>
-              </w:rPr>
-              <w:t>Éducation</w:t>
-            </w:r>
-          </w:p>
-        </w:tc>
-        <w:tc>
-          <w:tcPr>
-            <w:tcW w:type="dxa" w:w="1531"/>
-          </w:tcPr>
-          <w:p>
-            <w:r>
-              <w:rPr>
-                <w:b/>
-                <w:i w:val="0"/>
-                <w:color w:val="16A34A"/>
-                <w:sz w:val="16"/>
-              </w:rPr>
-              <w:t>—</w:t>
-            </w:r>
-          </w:p>
-        </w:tc>
-        <w:tc>
-          <w:tcPr>
-            <w:tcW w:type="dxa" w:w="1191"/>
-          </w:tcPr>
-          <w:p>
-            <w:r>
-              <w:rPr>
-                <w:b w:val="0"/>
-                <w:i w:val="0"/>
-                <w:color w:val="64748B"/>
-                <w:sz w:val="16"/>
-              </w:rPr>
-              <w:t>GT-CQ</w:t>
-            </w:r>
-          </w:p>
-        </w:tc>
-        <w:tc>
-          <w:tcPr>
-            <w:tcW w:type="dxa" w:w="4706"/>
-          </w:tcPr>
-          <w:p>
-            <w:r>
-              <w:rPr>
-                <w:b w:val="0"/>
-                <w:i w:val="0"/>
-                <w:sz w:val="17"/>
-              </w:rPr>
-              <w:t>veuillez, s'il vous plait, confirmer les frais de scolarité ( 5000 FCFA) payée de Serigne Fallou Ndiaye avec le QG ou apporter les corrections nécessaires.</w:t>
-            </w:r>
-          </w:p>
-        </w:tc>
-      </w:tr>
-      <w:tr>
-        <w:tc>
-          <w:tcPr>
-            <w:tcW w:type="dxa" w:w="964"/>
-          </w:tcPr>
-          <w:p>
-            <w:r>
-              <w:rPr>
-                <w:b/>
-                <w:i w:val="0"/>
-                <w:color w:val="EA580C"/>
-                <w:sz w:val="16"/>
-              </w:rPr>
-              <w:t>Moyenne</w:t>
-            </w:r>
-          </w:p>
-        </w:tc>
-        <w:tc>
-          <w:tcPr>
-            <w:tcW w:type="dxa" w:w="1247"/>
-          </w:tcPr>
-          <w:p>
-            <w:r>
-              <w:rPr>
-                <w:b/>
-                <w:i w:val="0"/>
-                <w:sz w:val="16"/>
-              </w:rPr>
-              <w:t>S02</w:t>
-              <w:br/>
-            </w:r>
-            <w:r>
-              <w:rPr>
-                <w:b w:val="0"/>
-                <w:i w:val="0"/>
-                <w:color w:val="64748B"/>
-                <w:sz w:val="14"/>
-              </w:rPr>
-              <w:t>Éducation</w:t>
-            </w:r>
-          </w:p>
-        </w:tc>
-        <w:tc>
-          <w:tcPr>
-            <w:tcW w:type="dxa" w:w="1531"/>
-          </w:tcPr>
-          <w:p>
-            <w:r>
-              <w:rPr>
-                <w:b/>
-                <w:i w:val="0"/>
-                <w:color w:val="16A34A"/>
-                <w:sz w:val="16"/>
-              </w:rPr>
-              <w:t>s01q63, s00q04, s02q25, s01q00b, s02q17_2, s02q15_2</w:t>
-            </w:r>
-          </w:p>
-        </w:tc>
-        <w:tc>
-          <w:tcPr>
-            <w:tcW w:type="dxa" w:w="1191"/>
-          </w:tcPr>
-          <w:p>
-            <w:r>
-              <w:rPr>
-                <w:b w:val="0"/>
-                <w:i w:val="0"/>
-                <w:color w:val="64748B"/>
-                <w:sz w:val="16"/>
-              </w:rPr>
-              <w:t>GT-CQ</w:t>
-            </w:r>
-          </w:p>
-        </w:tc>
-        <w:tc>
-          <w:tcPr>
-            <w:tcW w:type="dxa" w:w="4706"/>
-          </w:tcPr>
-          <w:p>
-            <w:r>
-              <w:rPr>
-                <w:b w:val="0"/>
-                <w:i w:val="0"/>
-                <w:sz w:val="17"/>
-              </w:rPr>
-              <w:t>Dans les milieux urbains c'est peu probable de voir une école dont les élèves ou étudiants ne dépensent pas en frais d'uniformes, prière de verifier pour Serigne Fallou Ndiaye qui fréquente 3ème année de Secondaire 1 (Moyen) Général et corriger ou confirmer avec le QG.</w:t>
-            </w:r>
-          </w:p>
-        </w:tc>
-      </w:tr>
-      <w:tr>
-        <w:tc>
-          <w:tcPr>
-            <w:tcW w:type="dxa" w:w="964"/>
-          </w:tcPr>
-          <w:p>
-            <w:r>
-              <w:rPr>
-                <w:b/>
-                <w:i w:val="0"/>
-                <w:color w:val="EA580C"/>
-                <w:sz w:val="16"/>
-              </w:rPr>
-              <w:t>Moyenne</w:t>
-            </w:r>
-          </w:p>
-        </w:tc>
-        <w:tc>
-          <w:tcPr>
-            <w:tcW w:type="dxa" w:w="1247"/>
-          </w:tcPr>
-          <w:p>
-            <w:r>
-              <w:rPr>
-                <w:b/>
-                <w:i w:val="0"/>
-                <w:sz w:val="16"/>
-              </w:rPr>
-              <w:t>S02</w:t>
-              <w:br/>
-            </w:r>
-            <w:r>
-              <w:rPr>
-                <w:b w:val="0"/>
-                <w:i w:val="0"/>
-                <w:color w:val="64748B"/>
-                <w:sz w:val="14"/>
-              </w:rPr>
-              <w:t>Éducation</w:t>
-            </w:r>
-          </w:p>
-        </w:tc>
-        <w:tc>
-          <w:tcPr>
-            <w:tcW w:type="dxa" w:w="1531"/>
-          </w:tcPr>
-          <w:p>
-            <w:r>
-              <w:rPr>
-                <w:b/>
-                <w:i w:val="0"/>
-                <w:color w:val="16A34A"/>
-                <w:sz w:val="16"/>
-              </w:rPr>
-              <w:t>—</w:t>
-            </w:r>
-          </w:p>
-        </w:tc>
-        <w:tc>
-          <w:tcPr>
-            <w:tcW w:type="dxa" w:w="1191"/>
-          </w:tcPr>
-          <w:p>
-            <w:r>
-              <w:rPr>
-                <w:b w:val="0"/>
-                <w:i w:val="0"/>
-                <w:color w:val="64748B"/>
-                <w:sz w:val="16"/>
-              </w:rPr>
-              <w:t>GT-CQ</w:t>
-            </w:r>
-          </w:p>
-        </w:tc>
-        <w:tc>
-          <w:tcPr>
-            <w:tcW w:type="dxa" w:w="4706"/>
-          </w:tcPr>
-          <w:p>
-            <w:r>
-              <w:rPr>
-                <w:b w:val="0"/>
-                <w:i w:val="0"/>
-                <w:sz w:val="17"/>
-              </w:rPr>
-              <w:t>veuillez, s'il vous plait, confirmer les frais de scolarité ( 80000 FCFA) payée de Mame Kany Ndiaye avec le QG ou apporter les corrections nécessaires.</w:t>
-            </w:r>
-          </w:p>
-        </w:tc>
-      </w:tr>
-      <w:tr>
-        <w:tc>
-          <w:tcPr>
-            <w:tcW w:type="dxa" w:w="964"/>
-          </w:tcPr>
-          <w:p>
-            <w:r>
-              <w:rPr>
-                <w:b/>
-                <w:i w:val="0"/>
-                <w:color w:val="EA580C"/>
-                <w:sz w:val="16"/>
-              </w:rPr>
-              <w:t>Moyenne</w:t>
-            </w:r>
-          </w:p>
-        </w:tc>
-        <w:tc>
-          <w:tcPr>
-            <w:tcW w:type="dxa" w:w="1247"/>
-          </w:tcPr>
-          <w:p>
-            <w:r>
-              <w:rPr>
-                <w:b/>
-                <w:i w:val="0"/>
-                <w:sz w:val="16"/>
-              </w:rPr>
-              <w:t>S02</w:t>
-              <w:br/>
-            </w:r>
-            <w:r>
-              <w:rPr>
-                <w:b w:val="0"/>
-                <w:i w:val="0"/>
-                <w:color w:val="64748B"/>
-                <w:sz w:val="14"/>
-              </w:rPr>
-              <w:t>Éducation</w:t>
-            </w:r>
-          </w:p>
-        </w:tc>
-        <w:tc>
-          <w:tcPr>
-            <w:tcW w:type="dxa" w:w="1531"/>
-          </w:tcPr>
-          <w:p>
-            <w:r>
-              <w:rPr>
-                <w:b/>
-                <w:i w:val="0"/>
-                <w:color w:val="16A34A"/>
-                <w:sz w:val="16"/>
-              </w:rPr>
-              <w:t>s01q23, s01q00b, s01q23_autre</w:t>
-            </w:r>
-          </w:p>
-        </w:tc>
-        <w:tc>
-          <w:tcPr>
-            <w:tcW w:type="dxa" w:w="1191"/>
-          </w:tcPr>
-          <w:p>
-            <w:r>
-              <w:rPr>
-                <w:b w:val="0"/>
-                <w:i w:val="0"/>
-                <w:color w:val="64748B"/>
-                <w:sz w:val="16"/>
-              </w:rPr>
-              <w:t>GT-CQ</w:t>
-            </w:r>
-          </w:p>
-        </w:tc>
-        <w:tc>
-          <w:tcPr>
-            <w:tcW w:type="dxa" w:w="4706"/>
-          </w:tcPr>
-          <w:p>
-            <w:r>
-              <w:rPr>
-                <w:b w:val="0"/>
-                <w:i w:val="0"/>
-                <w:sz w:val="17"/>
-              </w:rPr>
-              <w:t>La filière de Mame Kany Ndiaye est pas de filière et semble exister dans les modalités, prière de prendre attache avec le QG pour plus d'explication afin de la classer bien.</w:t>
-            </w:r>
-          </w:p>
-        </w:tc>
-      </w:tr>
-      <w:tr>
-        <w:tc>
-          <w:tcPr>
-            <w:tcW w:type="dxa" w:w="964"/>
-          </w:tcPr>
-          <w:p>
-            <w:r>
-              <w:rPr>
-                <w:b/>
-                <w:i w:val="0"/>
-                <w:color w:val="EA580C"/>
-                <w:sz w:val="16"/>
-              </w:rPr>
-              <w:t>Moyenne</w:t>
-            </w:r>
-          </w:p>
-        </w:tc>
-        <w:tc>
-          <w:tcPr>
-            <w:tcW w:type="dxa" w:w="1247"/>
-          </w:tcPr>
-          <w:p>
-            <w:r>
-              <w:rPr>
-                <w:b/>
-                <w:i w:val="0"/>
-                <w:sz w:val="16"/>
-              </w:rPr>
-              <w:t>S02</w:t>
-              <w:br/>
-            </w:r>
-            <w:r>
-              <w:rPr>
-                <w:b w:val="0"/>
-                <w:i w:val="0"/>
-                <w:color w:val="64748B"/>
-                <w:sz w:val="14"/>
-              </w:rPr>
-              <w:t>Éducation</w:t>
-            </w:r>
-          </w:p>
-        </w:tc>
-        <w:tc>
-          <w:tcPr>
-            <w:tcW w:type="dxa" w:w="1531"/>
-          </w:tcPr>
-          <w:p>
-            <w:r>
-              <w:rPr>
-                <w:b/>
-                <w:i w:val="0"/>
-                <w:color w:val="16A34A"/>
-                <w:sz w:val="16"/>
-              </w:rPr>
-              <w:t>s01q23, s01q00b, s01q23_autre</w:t>
-            </w:r>
-          </w:p>
-        </w:tc>
-        <w:tc>
-          <w:tcPr>
-            <w:tcW w:type="dxa" w:w="1191"/>
-          </w:tcPr>
-          <w:p>
-            <w:r>
-              <w:rPr>
-                <w:b w:val="0"/>
-                <w:i w:val="0"/>
-                <w:color w:val="64748B"/>
-                <w:sz w:val="16"/>
-              </w:rPr>
-              <w:t>GT-CQ</w:t>
-            </w:r>
-          </w:p>
-        </w:tc>
-        <w:tc>
-          <w:tcPr>
-            <w:tcW w:type="dxa" w:w="4706"/>
-          </w:tcPr>
-          <w:p>
-            <w:r>
-              <w:rPr>
-                <w:b w:val="0"/>
-                <w:i w:val="0"/>
-                <w:sz w:val="17"/>
-              </w:rPr>
-              <w:t>Le domaine que Mame Kany Ndiaye bénéficié de cette formation est Santé et semble exister dans les modalités, prière de prendre attache avec le QG pour plus d'explication afin de la classer bien.</w:t>
-            </w:r>
-          </w:p>
-        </w:tc>
-      </w:tr>
-      <w:tr>
-        <w:tc>
-          <w:tcPr>
-            <w:tcW w:type="dxa" w:w="964"/>
-          </w:tcPr>
-          <w:p>
-            <w:r>
-              <w:rPr>
-                <w:b/>
-                <w:i w:val="0"/>
-                <w:color w:val="EA580C"/>
-                <w:sz w:val="16"/>
-              </w:rPr>
-              <w:t>Moyenne</w:t>
-            </w:r>
-          </w:p>
-        </w:tc>
-        <w:tc>
-          <w:tcPr>
-            <w:tcW w:type="dxa" w:w="1247"/>
-          </w:tcPr>
-          <w:p>
-            <w:r>
-              <w:rPr>
-                <w:b/>
-                <w:i w:val="0"/>
-                <w:sz w:val="16"/>
-              </w:rPr>
-              <w:t>S02</w:t>
-              <w:br/>
-            </w:r>
-            <w:r>
-              <w:rPr>
-                <w:b w:val="0"/>
-                <w:i w:val="0"/>
-                <w:color w:val="64748B"/>
-                <w:sz w:val="14"/>
-              </w:rPr>
-              <w:t>Éducation</w:t>
-            </w:r>
-          </w:p>
-        </w:tc>
-        <w:tc>
-          <w:tcPr>
-            <w:tcW w:type="dxa" w:w="1531"/>
-          </w:tcPr>
-          <w:p>
-            <w:r>
-              <w:rPr>
-                <w:b/>
-                <w:i w:val="0"/>
-                <w:color w:val="16A34A"/>
-                <w:sz w:val="16"/>
-              </w:rPr>
-              <w:t>—</w:t>
-            </w:r>
-          </w:p>
-        </w:tc>
-        <w:tc>
-          <w:tcPr>
-            <w:tcW w:type="dxa" w:w="1191"/>
-          </w:tcPr>
-          <w:p>
-            <w:r>
-              <w:rPr>
-                <w:b w:val="0"/>
-                <w:i w:val="0"/>
-                <w:color w:val="64748B"/>
-                <w:sz w:val="16"/>
-              </w:rPr>
-              <w:t>GT-CQ</w:t>
-            </w:r>
-          </w:p>
-        </w:tc>
-        <w:tc>
-          <w:tcPr>
-            <w:tcW w:type="dxa" w:w="4706"/>
-          </w:tcPr>
-          <w:p>
-            <w:r>
-              <w:rPr>
-                <w:b w:val="0"/>
-                <w:i w:val="0"/>
-                <w:sz w:val="17"/>
-              </w:rPr>
-              <w:t>Attention ! Le frais de scolarité (80000 Fcfa) de Mame Kany Ndiaye en 2ème année de Secondaire 2 Général est relativement élevé par rapport aux autres frais de scolarités observés dans cette zone.</w:t>
-            </w:r>
-          </w:p>
-        </w:tc>
-      </w:tr>
-      <w:tr>
-        <w:tc>
-          <w:tcPr>
-            <w:tcW w:type="dxa" w:w="964"/>
-          </w:tcPr>
-          <w:p>
-            <w:r>
-              <w:rPr>
-                <w:b/>
-                <w:i w:val="0"/>
-                <w:color w:val="EA580C"/>
-                <w:sz w:val="16"/>
-              </w:rPr>
-              <w:t>Moyenne</w:t>
-            </w:r>
-          </w:p>
-        </w:tc>
-        <w:tc>
-          <w:tcPr>
-            <w:tcW w:type="dxa" w:w="1247"/>
-          </w:tcPr>
-          <w:p>
-            <w:r>
-              <w:rPr>
-                <w:b/>
-                <w:i w:val="0"/>
-                <w:sz w:val="16"/>
-              </w:rPr>
-              <w:t>S02</w:t>
-              <w:br/>
-            </w:r>
-            <w:r>
-              <w:rPr>
-                <w:b w:val="0"/>
-                <w:i w:val="0"/>
-                <w:color w:val="64748B"/>
-                <w:sz w:val="14"/>
-              </w:rPr>
-              <w:t>Éducation</w:t>
-            </w:r>
-          </w:p>
-        </w:tc>
-        <w:tc>
-          <w:tcPr>
-            <w:tcW w:type="dxa" w:w="1531"/>
-          </w:tcPr>
-          <w:p>
-            <w:r>
-              <w:rPr>
-                <w:b/>
-                <w:i w:val="0"/>
-                <w:color w:val="16A34A"/>
-                <w:sz w:val="16"/>
-              </w:rPr>
-              <w:t>—</w:t>
-            </w:r>
-          </w:p>
-        </w:tc>
-        <w:tc>
-          <w:tcPr>
-            <w:tcW w:type="dxa" w:w="1191"/>
-          </w:tcPr>
-          <w:p>
-            <w:r>
-              <w:rPr>
-                <w:b w:val="0"/>
-                <w:i w:val="0"/>
-                <w:color w:val="64748B"/>
-                <w:sz w:val="16"/>
-              </w:rPr>
-              <w:t>GT-CQ</w:t>
-            </w:r>
-          </w:p>
-        </w:tc>
-        <w:tc>
-          <w:tcPr>
-            <w:tcW w:type="dxa" w:w="4706"/>
-          </w:tcPr>
-          <w:p>
-            <w:r>
-              <w:rPr>
-                <w:b w:val="0"/>
-                <w:i w:val="0"/>
-                <w:sz w:val="17"/>
-              </w:rPr>
-              <w:t>Prière de corriger ou de confirmer avec le QG.</w:t>
-            </w:r>
-          </w:p>
-        </w:tc>
-      </w:tr>
-      <w:tr>
-        <w:tc>
-          <w:tcPr>
-            <w:tcW w:type="dxa" w:w="964"/>
-          </w:tcPr>
-          <w:p>
-            <w:r>
-              <w:rPr>
-                <w:b/>
-                <w:i w:val="0"/>
-                <w:color w:val="EA580C"/>
-                <w:sz w:val="16"/>
-              </w:rPr>
-              <w:t>Moyenne</w:t>
-            </w:r>
-          </w:p>
-        </w:tc>
-        <w:tc>
-          <w:tcPr>
-            <w:tcW w:type="dxa" w:w="1247"/>
-          </w:tcPr>
-          <w:p>
-            <w:r>
-              <w:rPr>
-                <w:b/>
-                <w:i w:val="0"/>
-                <w:sz w:val="16"/>
-              </w:rPr>
-              <w:t>S02</w:t>
-              <w:br/>
-            </w:r>
-            <w:r>
-              <w:rPr>
-                <w:b w:val="0"/>
-                <w:i w:val="0"/>
-                <w:color w:val="64748B"/>
-                <w:sz w:val="14"/>
-              </w:rPr>
-              <w:t>Éducation</w:t>
-            </w:r>
-          </w:p>
-        </w:tc>
-        <w:tc>
-          <w:tcPr>
-            <w:tcW w:type="dxa" w:w="1531"/>
-          </w:tcPr>
-          <w:p>
-            <w:r>
-              <w:rPr>
-                <w:b/>
-                <w:i w:val="0"/>
-                <w:color w:val="16A34A"/>
-                <w:sz w:val="16"/>
-              </w:rPr>
-              <w:t>—</w:t>
-            </w:r>
-          </w:p>
-        </w:tc>
-        <w:tc>
-          <w:tcPr>
-            <w:tcW w:type="dxa" w:w="1191"/>
-          </w:tcPr>
-          <w:p>
-            <w:r>
-              <w:rPr>
-                <w:b w:val="0"/>
-                <w:i w:val="0"/>
-                <w:color w:val="64748B"/>
-                <w:sz w:val="16"/>
-              </w:rPr>
-              <w:t>GT-CQ</w:t>
-            </w:r>
-          </w:p>
-        </w:tc>
-        <w:tc>
-          <w:tcPr>
-            <w:tcW w:type="dxa" w:w="4706"/>
-          </w:tcPr>
-          <w:p>
-            <w:r>
-              <w:rPr>
-                <w:b w:val="0"/>
-                <w:i w:val="0"/>
-                <w:sz w:val="17"/>
-              </w:rPr>
-              <w:t>veuillez, s'il vous plait, confirmer les frais de scolarité ( 5000 FCFA) payée de Ndioba Ndiaye avec le QG ou apporter les corrections nécessaires.</w:t>
-            </w:r>
-          </w:p>
-        </w:tc>
-      </w:tr>
-      <w:tr>
-        <w:tc>
-          <w:tcPr>
-            <w:tcW w:type="dxa" w:w="964"/>
-          </w:tcPr>
-          <w:p>
-            <w:r>
-              <w:rPr>
-                <w:b/>
-                <w:i w:val="0"/>
-                <w:color w:val="EA580C"/>
-                <w:sz w:val="16"/>
-              </w:rPr>
-              <w:t>Moyenne</w:t>
-            </w:r>
-          </w:p>
-        </w:tc>
-        <w:tc>
-          <w:tcPr>
-            <w:tcW w:type="dxa" w:w="1247"/>
-          </w:tcPr>
-          <w:p>
-            <w:r>
-              <w:rPr>
-                <w:b/>
-                <w:i w:val="0"/>
-                <w:sz w:val="16"/>
-              </w:rPr>
-              <w:t>S02</w:t>
-              <w:br/>
-            </w:r>
-            <w:r>
-              <w:rPr>
-                <w:b w:val="0"/>
-                <w:i w:val="0"/>
-                <w:color w:val="64748B"/>
-                <w:sz w:val="14"/>
-              </w:rPr>
-              <w:t>Éducation</w:t>
-            </w:r>
-          </w:p>
-        </w:tc>
-        <w:tc>
-          <w:tcPr>
-            <w:tcW w:type="dxa" w:w="1531"/>
-          </w:tcPr>
-          <w:p>
-            <w:r>
-              <w:rPr>
-                <w:b/>
-                <w:i w:val="0"/>
-                <w:color w:val="16A34A"/>
-                <w:sz w:val="16"/>
-              </w:rPr>
-              <w:t>s01q47__7, s02q24, s01q00b, s02q17_2, s02q15_2</w:t>
-            </w:r>
-          </w:p>
-        </w:tc>
-        <w:tc>
-          <w:tcPr>
-            <w:tcW w:type="dxa" w:w="1191"/>
-          </w:tcPr>
-          <w:p>
-            <w:r>
-              <w:rPr>
-                <w:b w:val="0"/>
-                <w:i w:val="0"/>
-                <w:color w:val="64748B"/>
-                <w:sz w:val="16"/>
-              </w:rPr>
-              <w:t>GT-CQ</w:t>
-            </w:r>
-          </w:p>
-        </w:tc>
-        <w:tc>
-          <w:tcPr>
-            <w:tcW w:type="dxa" w:w="4706"/>
-          </w:tcPr>
-          <w:p>
-            <w:r>
-              <w:rPr>
-                <w:b w:val="0"/>
-                <w:i w:val="0"/>
-                <w:sz w:val="17"/>
-              </w:rPr>
-              <w:t>Le montant des frais pour les cahiers et autres matériels scolaires pour l'année scolaire de Ndioba Ndiaye qui fréquente 4ème année de Secondaire 1 (Moyen) Général  est de 0 FCFA, Ndioba Ndiaye a fait comment pour payer ces cahiers et autres matériels scolaires (SAC, stylo, craie, ardoise, crayon...) ? prière de corriger.</w:t>
-            </w:r>
-          </w:p>
-        </w:tc>
-      </w:tr>
-      <w:tr>
-        <w:tc>
-          <w:tcPr>
-            <w:tcW w:type="dxa" w:w="964"/>
-          </w:tcPr>
-          <w:p>
-            <w:r>
-              <w:rPr>
-                <w:b/>
-                <w:i w:val="0"/>
-                <w:color w:val="EA580C"/>
-                <w:sz w:val="16"/>
-              </w:rPr>
-              <w:t>Moyenne</w:t>
-            </w:r>
-          </w:p>
-        </w:tc>
-        <w:tc>
-          <w:tcPr>
-            <w:tcW w:type="dxa" w:w="1247"/>
-          </w:tcPr>
-          <w:p>
-            <w:r>
-              <w:rPr>
-                <w:b/>
-                <w:i w:val="0"/>
-                <w:sz w:val="16"/>
-              </w:rPr>
-              <w:t>S02</w:t>
-              <w:br/>
-            </w:r>
-            <w:r>
-              <w:rPr>
-                <w:b w:val="0"/>
-                <w:i w:val="0"/>
-                <w:color w:val="64748B"/>
-                <w:sz w:val="14"/>
-              </w:rPr>
-              <w:t>Éducation</w:t>
-            </w:r>
-          </w:p>
-        </w:tc>
-        <w:tc>
-          <w:tcPr>
-            <w:tcW w:type="dxa" w:w="1531"/>
-          </w:tcPr>
-          <w:p>
-            <w:r>
-              <w:rPr>
-                <w:b/>
-                <w:i w:val="0"/>
-                <w:color w:val="16A34A"/>
-                <w:sz w:val="16"/>
-              </w:rPr>
-              <w:t>s01q63, s00q04, s02q25, s01q00b, s02q17_2, s02q15_2</w:t>
-            </w:r>
-          </w:p>
-        </w:tc>
-        <w:tc>
-          <w:tcPr>
-            <w:tcW w:type="dxa" w:w="1191"/>
-          </w:tcPr>
-          <w:p>
-            <w:r>
-              <w:rPr>
-                <w:b w:val="0"/>
-                <w:i w:val="0"/>
-                <w:color w:val="64748B"/>
-                <w:sz w:val="16"/>
-              </w:rPr>
-              <w:t>GT-CQ</w:t>
-            </w:r>
-          </w:p>
-        </w:tc>
-        <w:tc>
-          <w:tcPr>
-            <w:tcW w:type="dxa" w:w="4706"/>
-          </w:tcPr>
-          <w:p>
-            <w:r>
-              <w:rPr>
-                <w:b w:val="0"/>
-                <w:i w:val="0"/>
-                <w:sz w:val="17"/>
-              </w:rPr>
-              <w:t>Dans les milieux urbains c'est peu probable de voir une école dont les élèves ou étudiants ne dépensent pas en frais d'uniformes, prière de verifier pour Ndioba Ndiaye qui fréquente 4ème année de Secondaire 1 (Moyen) Général et corriger ou confirmer avec le QG.</w:t>
-            </w:r>
-          </w:p>
-        </w:tc>
-      </w:tr>
-      <w:tr>
-        <w:tc>
-          <w:tcPr>
-            <w:tcW w:type="dxa" w:w="964"/>
-          </w:tcPr>
-          <w:p>
-            <w:r>
-              <w:rPr>
-                <w:b/>
-                <w:i w:val="0"/>
-                <w:color w:val="EA580C"/>
-                <w:sz w:val="16"/>
-              </w:rPr>
-              <w:t>Moyenne</w:t>
-            </w:r>
-          </w:p>
-        </w:tc>
-        <w:tc>
-          <w:tcPr>
-            <w:tcW w:type="dxa" w:w="1247"/>
-          </w:tcPr>
-          <w:p>
-            <w:r>
-              <w:rPr>
-                <w:b/>
-                <w:i w:val="0"/>
-                <w:sz w:val="16"/>
-              </w:rPr>
-              <w:t>S02</w:t>
-              <w:br/>
-            </w:r>
-            <w:r>
-              <w:rPr>
-                <w:b w:val="0"/>
-                <w:i w:val="0"/>
-                <w:color w:val="64748B"/>
-                <w:sz w:val="14"/>
-              </w:rPr>
-              <w:t>Éducation</w:t>
-            </w:r>
-          </w:p>
-        </w:tc>
-        <w:tc>
-          <w:tcPr>
-            <w:tcW w:type="dxa" w:w="1531"/>
-          </w:tcPr>
-          <w:p>
-            <w:r>
-              <w:rPr>
-                <w:b/>
-                <w:i w:val="0"/>
-                <w:color w:val="16A34A"/>
-                <w:sz w:val="16"/>
-              </w:rPr>
-              <w:t>—</w:t>
-            </w:r>
-          </w:p>
-        </w:tc>
-        <w:tc>
-          <w:tcPr>
-            <w:tcW w:type="dxa" w:w="1191"/>
-          </w:tcPr>
-          <w:p>
-            <w:r>
-              <w:rPr>
-                <w:b w:val="0"/>
-                <w:i w:val="0"/>
-                <w:color w:val="64748B"/>
-                <w:sz w:val="16"/>
-              </w:rPr>
-              <w:t>GT-CQ</w:t>
-            </w:r>
-          </w:p>
-        </w:tc>
-        <w:tc>
-          <w:tcPr>
-            <w:tcW w:type="dxa" w:w="4706"/>
-          </w:tcPr>
-          <w:p>
-            <w:r>
-              <w:rPr>
-                <w:b w:val="0"/>
-                <w:i w:val="0"/>
-                <w:sz w:val="17"/>
-              </w:rPr>
-              <w:t>Prière de vous adresser à Abdou Ndiaye pour avoir l'année exacte.</w:t>
-            </w:r>
-          </w:p>
-        </w:tc>
-      </w:tr>
-      <w:tr>
-        <w:tc>
-          <w:tcPr>
-            <w:tcW w:type="dxa" w:w="964"/>
-          </w:tcPr>
-          <w:p>
-            <w:r>
-              <w:rPr>
-                <w:b/>
-                <w:i w:val="0"/>
-                <w:color w:val="EA580C"/>
-                <w:sz w:val="16"/>
-              </w:rPr>
-              <w:t>Moyenne</w:t>
-            </w:r>
-          </w:p>
-        </w:tc>
-        <w:tc>
-          <w:tcPr>
-            <w:tcW w:type="dxa" w:w="1247"/>
-          </w:tcPr>
-          <w:p>
-            <w:r>
-              <w:rPr>
-                <w:b/>
-                <w:i w:val="0"/>
-                <w:sz w:val="16"/>
-              </w:rPr>
-              <w:t>S02</w:t>
-              <w:br/>
-            </w:r>
-            <w:r>
-              <w:rPr>
-                <w:b w:val="0"/>
-                <w:i w:val="0"/>
-                <w:color w:val="64748B"/>
-                <w:sz w:val="14"/>
-              </w:rPr>
-              <w:t>Éducation</w:t>
-            </w:r>
-          </w:p>
-        </w:tc>
-        <w:tc>
-          <w:tcPr>
-            <w:tcW w:type="dxa" w:w="1531"/>
-          </w:tcPr>
-          <w:p>
-            <w:r>
-              <w:rPr>
-                <w:b/>
-                <w:i w:val="0"/>
-                <w:color w:val="16A34A"/>
-                <w:sz w:val="16"/>
-              </w:rPr>
-              <w:t>s01q23, s01q00b, s01q23_autre</w:t>
-            </w:r>
-          </w:p>
-        </w:tc>
-        <w:tc>
-          <w:tcPr>
-            <w:tcW w:type="dxa" w:w="1191"/>
-          </w:tcPr>
-          <w:p>
-            <w:r>
-              <w:rPr>
-                <w:b w:val="0"/>
-                <w:i w:val="0"/>
-                <w:color w:val="64748B"/>
-                <w:sz w:val="16"/>
-              </w:rPr>
-              <w:t>GT-CQ</w:t>
-            </w:r>
-          </w:p>
-        </w:tc>
-        <w:tc>
-          <w:tcPr>
-            <w:tcW w:type="dxa" w:w="4706"/>
-          </w:tcPr>
-          <w:p>
-            <w:r>
-              <w:rPr>
-                <w:b w:val="0"/>
-                <w:i w:val="0"/>
-                <w:sz w:val="17"/>
-              </w:rPr>
-              <w:t>La filière de Astou Mbéne Diop est Pas de filière et semble exister dans les modalités, prière de prendre attache avec le QG pour plus d'explication afin de la classer bien.</w:t>
             </w:r>
           </w:p>
         </w:tc>
